--- a/Отчет/Производственная практика. Отчёт. Дорогин Никита ИП-312.docx
+++ b/Отчет/Производственная практика. Отчёт. Дорогин Никита ИП-312.docx
@@ -262,15 +262,17 @@
         </w:rPr>
         <w:t xml:space="preserve">в/на </w:t>
       </w:r>
-      <w:r>
-        <w:rPr>
-          <w:rFonts w:ascii="Times New Roman Regular" w:hAnsi="Times New Roman Regular" w:cs="Times New Roman Regular"/>
-          <w:color w:val="auto"/>
-          <w:sz w:val="24"/>
-        </w:rPr>
-        <w:t>АО «ИНФОСОФТ»</w:t>
-      </w:r>
-    </w:p>
+      <w:bookmarkStart w:id="0" w:name="_Hlk232197933"/>
+      <w:r>
+        <w:rPr>
+          <w:rFonts w:ascii="Times New Roman Regular" w:hAnsi="Times New Roman Regular" w:cs="Times New Roman Regular"/>
+          <w:color w:val="auto"/>
+          <w:sz w:val="24"/>
+        </w:rPr>
+        <w:t>АО "Корпоративные ИТ-проекты"</w:t>
+      </w:r>
+    </w:p>
+    <w:bookmarkEnd w:id="0"/>
     <w:p>
       <w:pPr>
         <w:tabs>
@@ -1284,7 +1286,7 @@
           <w:color w:val="EE0000"/>
           <w:sz w:val="24"/>
         </w:rPr>
-        <w:t>………</w:t>
+        <w:t>_______________________</w:t>
       </w:r>
       <w:r>
         <w:rPr>
@@ -1308,7 +1310,41 @@
           <w:color w:val="EE0000"/>
           <w:sz w:val="24"/>
         </w:rPr>
-        <w:t>_._</w:t>
+        <w:t>__</w:t>
+      </w:r>
+      <w:proofErr w:type="gramStart"/>
+      <w:r>
+        <w:rPr>
+          <w:rFonts w:ascii="Times New Roman Regular" w:hAnsi="Times New Roman Regular" w:cs="Times New Roman Regular"/>
+          <w:color w:val="EE0000"/>
+          <w:sz w:val="24"/>
+        </w:rPr>
+        <w:t>_.</w:t>
+      </w:r>
+      <w:r>
+        <w:rPr>
+          <w:rFonts w:ascii="Times New Roman Regular" w:hAnsi="Times New Roman Regular" w:cs="Times New Roman Regular"/>
+          <w:color w:val="EE0000"/>
+          <w:sz w:val="24"/>
+        </w:rPr>
+        <w:t>_</w:t>
+      </w:r>
+      <w:proofErr w:type="gramEnd"/>
+      <w:r>
+        <w:rPr>
+          <w:rFonts w:ascii="Times New Roman Regular" w:hAnsi="Times New Roman Regular" w:cs="Times New Roman Regular"/>
+          <w:color w:val="EE0000"/>
+          <w:sz w:val="24"/>
+        </w:rPr>
+        <w:t>_</w:t>
+      </w:r>
+      <w:r>
+        <w:rPr>
+          <w:rFonts w:ascii="Times New Roman Regular" w:hAnsi="Times New Roman Regular" w:cs="Times New Roman Regular"/>
+          <w:color w:val="EE0000"/>
+          <w:sz w:val="24"/>
+        </w:rPr>
+        <w:t>_</w:t>
       </w:r>
       <w:r>
         <w:rPr>
@@ -1430,6 +1466,7 @@
           <w:rFonts w:ascii="Times New Roman Regular" w:hAnsi="Times New Roman Regular" w:cs="Times New Roman Regular"/>
           <w:color w:val="auto"/>
           <w:sz w:val="24"/>
+          <w:u w:val="single"/>
         </w:rPr>
         <w:t>Дорогина Никиту Сергеевича</w:t>
       </w:r>
@@ -1500,19 +1537,10 @@
       <w:r>
         <w:rPr>
           <w:rFonts w:ascii="Times New Roman Regular" w:hAnsi="Times New Roman Regular" w:cs="Times New Roman Regular"/>
-          <w:color w:val="EE0000"/>
-          <w:sz w:val="24"/>
-        </w:rPr>
-        <w:t>…………………………</w:t>
-      </w:r>
-      <w:r>
-        <w:rPr>
-          <w:rFonts w:ascii="Times New Roman Regular" w:hAnsi="Times New Roman Regular" w:cs="Times New Roman Regular"/>
-          <w:i/>
-          <w:color w:val="EE0000"/>
-          <w:sz w:val="20"/>
-        </w:rPr>
-        <w:t xml:space="preserve"> </w:t>
+          <w:color w:val="auto"/>
+          <w:sz w:val="24"/>
+        </w:rPr>
+        <w:t>АО "Корпоративные ИТ-проекты"</w:t>
       </w:r>
       <w:r>
         <w:rPr>
@@ -5916,7 +5944,87 @@
                 <w:sz w:val="24"/>
                 <w:szCs w:val="24"/>
               </w:rPr>
-              <w:t>Защита практики. Разработка и демонстрация подсистемы в 1С по заданной предметной области.</w:t>
+              <w:t xml:space="preserve">Офис АО </w:t>
+            </w:r>
+            <w:r>
+              <w:rPr>
+                <w:rFonts w:ascii="Times New Roman" w:hAnsi="Times New Roman" w:cs="Times New Roman"/>
+                <w:bCs/>
+                <w:color w:val="auto"/>
+                <w:sz w:val="24"/>
+                <w:szCs w:val="24"/>
+              </w:rPr>
+              <w:t>“</w:t>
+            </w:r>
+            <w:r>
+              <w:rPr>
+                <w:rFonts w:ascii="Times New Roman" w:hAnsi="Times New Roman" w:cs="Times New Roman"/>
+                <w:bCs/>
+                <w:color w:val="auto"/>
+                <w:sz w:val="24"/>
+                <w:szCs w:val="24"/>
+              </w:rPr>
+              <w:t>Корпоративные ИТ проекты</w:t>
+            </w:r>
+            <w:r>
+              <w:rPr>
+                <w:rFonts w:ascii="Times New Roman" w:hAnsi="Times New Roman" w:cs="Times New Roman"/>
+                <w:bCs/>
+                <w:color w:val="auto"/>
+                <w:sz w:val="24"/>
+                <w:szCs w:val="24"/>
+              </w:rPr>
+              <w:t>”</w:t>
+            </w:r>
+            <w:r>
+              <w:rPr>
+                <w:rFonts w:ascii="Times New Roman" w:hAnsi="Times New Roman" w:cs="Times New Roman"/>
+                <w:bCs/>
+                <w:color w:val="auto"/>
+                <w:sz w:val="24"/>
+                <w:szCs w:val="24"/>
+              </w:rPr>
+              <w:t xml:space="preserve"> по адресу </w:t>
+            </w:r>
+            <w:r>
+              <w:rPr>
+                <w:rFonts w:ascii="Times New Roman" w:hAnsi="Times New Roman" w:cs="Times New Roman"/>
+                <w:bCs/>
+                <w:color w:val="auto"/>
+                <w:sz w:val="24"/>
+                <w:szCs w:val="24"/>
+              </w:rPr>
+              <w:t xml:space="preserve">ул. Каменская 78/2, 4 этаж: </w:t>
+            </w:r>
+            <w:r>
+              <w:rPr>
+                <w:rFonts w:ascii="Times New Roman" w:hAnsi="Times New Roman" w:cs="Times New Roman"/>
+                <w:bCs/>
+                <w:color w:val="auto"/>
+                <w:sz w:val="24"/>
+                <w:szCs w:val="24"/>
+              </w:rPr>
+              <w:t>з</w:t>
+            </w:r>
+            <w:r>
+              <w:rPr>
+                <w:rFonts w:ascii="Times New Roman" w:hAnsi="Times New Roman" w:cs="Times New Roman"/>
+                <w:bCs/>
+                <w:color w:val="auto"/>
+                <w:sz w:val="24"/>
+                <w:szCs w:val="24"/>
+              </w:rPr>
+              <w:t>ащита</w:t>
+            </w:r>
+            <w:r>
+              <w:rPr>
+                <w:rFonts w:ascii="Times New Roman" w:hAnsi="Times New Roman" w:cs="Times New Roman"/>
+                <w:bCs/>
+                <w:color w:val="auto"/>
+                <w:sz w:val="24"/>
+                <w:szCs w:val="24"/>
+              </w:rPr>
+              <w:t xml:space="preserve"> практики. Разработка и демонстрация подсистемы в 1С по заданной предметной области.</w:t>
             </w:r>
           </w:p>
         </w:tc>
@@ -7119,6 +7227,453 @@
     </w:p>
     <w:p>
       <w:pPr>
+        <w:pStyle w:val="1a"/>
+        <w:jc w:val="center"/>
+        <w:rPr>
+          <w:rFonts w:asciiTheme="minorHAnsi" w:hAnsiTheme="minorHAnsi" w:cstheme="minorHAnsi"/>
+          <w:b/>
+          <w:bCs/>
+          <w:color w:val="auto"/>
+          <w:sz w:val="24"/>
+          <w:szCs w:val="24"/>
+        </w:rPr>
+      </w:pPr>
+      <w:r>
+        <w:rPr>
+          <w:rFonts w:asciiTheme="minorHAnsi" w:hAnsiTheme="minorHAnsi" w:cstheme="minorHAnsi"/>
+          <w:b/>
+          <w:bCs/>
+          <w:color w:val="auto"/>
+          <w:sz w:val="24"/>
+          <w:szCs w:val="24"/>
+        </w:rPr>
+        <w:lastRenderedPageBreak/>
+        <w:t>ЗАДАНИЕ НА ПРАКТИКУ</w:t>
+      </w:r>
+    </w:p>
+    <w:p>
+      <w:pPr>
+        <w:rPr>
+          <w:color w:val="181A17"/>
+        </w:rPr>
+      </w:pPr>
+      <w:r>
+        <w:rPr>
+          <w:color w:val="181A17"/>
+        </w:rPr>
+        <w:t>Создат</w:t>
+      </w:r>
+      <w:r>
+        <w:rPr>
+          <w:color w:val="181A17"/>
+        </w:rPr>
+        <w:t>ь</w:t>
+      </w:r>
+      <w:r>
+        <w:rPr>
+          <w:color w:val="181A17"/>
+        </w:rPr>
+        <w:t xml:space="preserve"> подсистему для учета в предметной области, </w:t>
+      </w:r>
+      <w:r>
+        <w:rPr>
+          <w:color w:val="181A17"/>
+        </w:rPr>
+        <w:t>которая</w:t>
+      </w:r>
+      <w:r>
+        <w:rPr>
+          <w:color w:val="181A17"/>
+        </w:rPr>
+        <w:t xml:space="preserve"> должна включать:</w:t>
+      </w:r>
+    </w:p>
+    <w:p>
+      <w:pPr>
+        <w:pStyle w:val="af4"/>
+        <w:numPr>
+          <w:ilvl w:val="0"/>
+          <w:numId w:val="1"/>
+        </w:numPr>
+        <w:rPr>
+          <w:color w:val="181A17"/>
+        </w:rPr>
+      </w:pPr>
+      <w:r>
+        <w:rPr>
+          <w:color w:val="181A17"/>
+        </w:rPr>
+        <w:t>Документы</w:t>
+      </w:r>
+    </w:p>
+    <w:p>
+      <w:pPr>
+        <w:pStyle w:val="af4"/>
+        <w:numPr>
+          <w:ilvl w:val="0"/>
+          <w:numId w:val="1"/>
+        </w:numPr>
+        <w:rPr>
+          <w:color w:val="181A17"/>
+        </w:rPr>
+      </w:pPr>
+      <w:r>
+        <w:rPr>
+          <w:color w:val="181A17"/>
+        </w:rPr>
+        <w:t>Справочники</w:t>
+      </w:r>
+    </w:p>
+    <w:p>
+      <w:pPr>
+        <w:pStyle w:val="af4"/>
+        <w:numPr>
+          <w:ilvl w:val="0"/>
+          <w:numId w:val="1"/>
+        </w:numPr>
+        <w:rPr>
+          <w:color w:val="181A17"/>
+        </w:rPr>
+      </w:pPr>
+      <w:r>
+        <w:rPr>
+          <w:color w:val="181A17"/>
+        </w:rPr>
+        <w:t>Регистры</w:t>
+      </w:r>
+    </w:p>
+    <w:p>
+      <w:pPr>
+        <w:pStyle w:val="af4"/>
+        <w:numPr>
+          <w:ilvl w:val="0"/>
+          <w:numId w:val="1"/>
+        </w:numPr>
+        <w:rPr>
+          <w:color w:val="181A17"/>
+        </w:rPr>
+      </w:pPr>
+      <w:r>
+        <w:rPr>
+          <w:color w:val="181A17"/>
+        </w:rPr>
+        <w:t>Отчеты</w:t>
+      </w:r>
+    </w:p>
+    <w:p>
+      <w:pPr>
+        <w:rPr>
+          <w:color w:val="181A17"/>
+        </w:rPr>
+      </w:pPr>
+      <w:r>
+        <w:rPr>
+          <w:color w:val="181A17"/>
+        </w:rPr>
+        <w:t>Задание творческое, важно показать не знание темы билета, а умение проектировать цельную систему. Ниже описаны бизнес-процессы, объекты и реквизиты, которые выступают подсказкой, а не техническим заданием. Можно добавлять свои реквизиты, менять существующие. Можно формулировать свои допущения и гипотезы.</w:t>
+      </w:r>
+    </w:p>
+    <w:p>
+      <w:pPr>
+        <w:rPr>
+          <w:b/>
+          <w:bCs/>
+          <w:color w:val="181A17"/>
+        </w:rPr>
+      </w:pPr>
+      <w:r>
+        <w:rPr>
+          <w:b/>
+          <w:bCs/>
+          <w:color w:val="181A17"/>
+        </w:rPr>
+        <w:t>Предметная область:</w:t>
+      </w:r>
+    </w:p>
+    <w:p>
+      <w:pPr>
+        <w:pStyle w:val="af4"/>
+        <w:numPr>
+          <w:ilvl w:val="0"/>
+          <w:numId w:val="1"/>
+        </w:numPr>
+        <w:rPr>
+          <w:color w:val="181A17"/>
+        </w:rPr>
+      </w:pPr>
+      <w:r>
+        <w:rPr>
+          <w:color w:val="181A17"/>
+        </w:rPr>
+        <w:t xml:space="preserve">Учет выработки в цехе предприятия </w:t>
+      </w:r>
+    </w:p>
+    <w:p>
+      <w:pPr>
+        <w:pStyle w:val="af4"/>
+        <w:numPr>
+          <w:ilvl w:val="0"/>
+          <w:numId w:val="1"/>
+        </w:numPr>
+      </w:pPr>
+      <w:r>
+        <w:br w:type="page"/>
+      </w:r>
+    </w:p>
+    <w:p>
+      <w:pPr>
+        <w:pStyle w:val="1a"/>
+        <w:jc w:val="center"/>
+        <w:rPr>
+          <w:rStyle w:val="Header1"/>
+          <w:rFonts w:asciiTheme="minorHAnsi" w:hAnsiTheme="minorHAnsi" w:cstheme="minorHAnsi"/>
+          <w:b/>
+          <w:bCs/>
+          <w:sz w:val="24"/>
+          <w:szCs w:val="24"/>
+        </w:rPr>
+      </w:pPr>
+      <w:r>
+        <w:rPr>
+          <w:rStyle w:val="Header1"/>
+          <w:rFonts w:asciiTheme="minorHAnsi" w:hAnsiTheme="minorHAnsi" w:cstheme="minorHAnsi"/>
+          <w:b/>
+          <w:bCs/>
+          <w:color w:val="auto"/>
+          <w:sz w:val="24"/>
+          <w:szCs w:val="24"/>
+        </w:rPr>
+        <w:lastRenderedPageBreak/>
+        <w:t>ВВЕДЕНИЕ</w:t>
+      </w:r>
+    </w:p>
+    <w:p>
+      <w:pPr>
+        <w:rPr>
+          <w:i/>
+          <w:color w:val="181A17"/>
+          <w:highlight w:val="yellow"/>
+        </w:rPr>
+      </w:pPr>
+      <w:r>
+        <w:rPr>
+          <w:i/>
+          <w:color w:val="181A17"/>
+          <w:highlight w:val="yellow"/>
+        </w:rPr>
+        <w:t>Обоснование выбора тем, обзор существующих аналогов.</w:t>
+      </w:r>
+    </w:p>
+    <w:p>
+      <w:pPr>
+        <w:rPr>
+          <w:i/>
+          <w:color w:val="181A17"/>
+        </w:rPr>
+      </w:pPr>
+      <w:r>
+        <w:rPr>
+          <w:i/>
+          <w:color w:val="181A17"/>
+          <w:highlight w:val="yellow"/>
+        </w:rPr>
+        <w:t>В качестве обоснования выбора темы может выступать описание ее актуальности или, например, желание студента получить опыт разработки ПО в конкретной сфере</w:t>
+      </w:r>
+    </w:p>
+    <w:p>
+      <w:pPr>
+        <w:rPr>
+          <w:i/>
+          <w:color w:val="181A17"/>
+        </w:rPr>
+      </w:pPr>
+    </w:p>
+    <w:p>
+      <w:pPr>
+        <w:rPr>
+          <w:i/>
+          <w:color w:val="181A17"/>
+        </w:rPr>
+      </w:pPr>
+    </w:p>
+    <w:p>
+      <w:pPr>
+        <w:rPr>
+          <w:i/>
+          <w:color w:val="181A17"/>
+        </w:rPr>
+      </w:pPr>
+    </w:p>
+    <w:p>
+      <w:pPr>
+        <w:rPr>
+          <w:i/>
+          <w:color w:val="181A17"/>
+        </w:rPr>
+      </w:pPr>
+    </w:p>
+    <w:p>
+      <w:pPr>
+        <w:rPr>
+          <w:i/>
+          <w:color w:val="181A17"/>
+        </w:rPr>
+      </w:pPr>
+    </w:p>
+    <w:p>
+      <w:pPr>
+        <w:rPr>
+          <w:i/>
+          <w:color w:val="181A17"/>
+        </w:rPr>
+      </w:pPr>
+    </w:p>
+    <w:p>
+      <w:pPr>
+        <w:rPr>
+          <w:i/>
+          <w:color w:val="181A17"/>
+        </w:rPr>
+      </w:pPr>
+    </w:p>
+    <w:p>
+      <w:pPr>
+        <w:rPr>
+          <w:i/>
+          <w:color w:val="181A17"/>
+        </w:rPr>
+      </w:pPr>
+    </w:p>
+    <w:p>
+      <w:pPr>
+        <w:rPr>
+          <w:i/>
+          <w:color w:val="181A17"/>
+        </w:rPr>
+      </w:pPr>
+    </w:p>
+    <w:p>
+      <w:pPr>
+        <w:rPr>
+          <w:i/>
+          <w:color w:val="181A17"/>
+        </w:rPr>
+      </w:pPr>
+    </w:p>
+    <w:p>
+      <w:pPr>
+        <w:rPr>
+          <w:i/>
+          <w:color w:val="181A17"/>
+        </w:rPr>
+      </w:pPr>
+    </w:p>
+    <w:p>
+      <w:pPr>
+        <w:rPr>
+          <w:i/>
+          <w:color w:val="181A17"/>
+        </w:rPr>
+      </w:pPr>
+    </w:p>
+    <w:p>
+      <w:pPr>
+        <w:rPr>
+          <w:i/>
+          <w:color w:val="181A17"/>
+        </w:rPr>
+      </w:pPr>
+    </w:p>
+    <w:p>
+      <w:pPr>
+        <w:rPr>
+          <w:i/>
+          <w:color w:val="181A17"/>
+        </w:rPr>
+      </w:pPr>
+    </w:p>
+    <w:p>
+      <w:pPr>
+        <w:rPr>
+          <w:i/>
+          <w:color w:val="181A17"/>
+        </w:rPr>
+      </w:pPr>
+    </w:p>
+    <w:p>
+      <w:pPr>
+        <w:rPr>
+          <w:i/>
+          <w:color w:val="181A17"/>
+        </w:rPr>
+      </w:pPr>
+    </w:p>
+    <w:p>
+      <w:pPr>
+        <w:rPr>
+          <w:i/>
+          <w:color w:val="181A17"/>
+        </w:rPr>
+      </w:pPr>
+    </w:p>
+    <w:p>
+      <w:pPr>
+        <w:rPr>
+          <w:i/>
+          <w:color w:val="181A17"/>
+        </w:rPr>
+      </w:pPr>
+    </w:p>
+    <w:p>
+      <w:pPr>
+        <w:rPr>
+          <w:i/>
+          <w:color w:val="181A17"/>
+        </w:rPr>
+      </w:pPr>
+    </w:p>
+    <w:p>
+      <w:pPr>
+        <w:rPr>
+          <w:i/>
+          <w:color w:val="181A17"/>
+        </w:rPr>
+      </w:pPr>
+    </w:p>
+    <w:p>
+      <w:pPr>
+        <w:rPr>
+          <w:i/>
+          <w:color w:val="181A17"/>
+        </w:rPr>
+      </w:pPr>
+    </w:p>
+    <w:p>
+      <w:pPr>
+        <w:rPr>
+          <w:i/>
+          <w:color w:val="181A17"/>
+        </w:rPr>
+      </w:pPr>
+    </w:p>
+    <w:p>
+      <w:pPr>
+        <w:rPr>
+          <w:i/>
+          <w:color w:val="181A17"/>
+        </w:rPr>
+      </w:pPr>
+    </w:p>
+    <w:p>
+      <w:pPr>
+        <w:rPr>
+          <w:i/>
+          <w:color w:val="181A17"/>
+        </w:rPr>
+      </w:pPr>
+    </w:p>
+    <w:p>
+      <w:pPr>
         <w:jc w:val="center"/>
         <w:rPr>
           <w:rFonts w:ascii="Times New Roman" w:hAnsi="Times New Roman"/>
@@ -7126,83 +7681,1036 @@
           <w:color w:val="181A17"/>
         </w:rPr>
       </w:pPr>
-      <w:r>
+    </w:p>
+    <w:p>
+      <w:pPr>
+        <w:pStyle w:val="1a"/>
+        <w:jc w:val="center"/>
+        <w:rPr>
+          <w:rFonts w:asciiTheme="minorHAnsi" w:hAnsiTheme="minorHAnsi" w:cstheme="minorHAnsi"/>
+          <w:b/>
+          <w:bCs/>
+          <w:color w:val="auto"/>
+          <w:sz w:val="24"/>
+          <w:szCs w:val="24"/>
+        </w:rPr>
+      </w:pPr>
+      <w:r>
+        <w:rPr>
+          <w:rFonts w:asciiTheme="minorHAnsi" w:hAnsiTheme="minorHAnsi" w:cstheme="minorHAnsi"/>
+          <w:b/>
+          <w:bCs/>
+          <w:color w:val="auto"/>
+          <w:sz w:val="24"/>
+          <w:szCs w:val="24"/>
+        </w:rPr>
+        <w:lastRenderedPageBreak/>
+        <w:t>ПОСТАНОВКА ЗАДАЧИ</w:t>
+      </w:r>
+    </w:p>
+    <w:p>
+      <w:pPr>
+        <w:rPr>
+          <w:color w:val="181A17"/>
+        </w:rPr>
+      </w:pPr>
+      <w:r>
+        <w:rPr>
+          <w:color w:val="181A17"/>
+        </w:rPr>
+        <w:t>Создат</w:t>
+      </w:r>
+      <w:r>
+        <w:rPr>
+          <w:color w:val="181A17"/>
+        </w:rPr>
+        <w:t>ь</w:t>
+      </w:r>
+      <w:r>
+        <w:rPr>
+          <w:color w:val="181A17"/>
+        </w:rPr>
+        <w:t xml:space="preserve"> подсистему для учета в</w:t>
+      </w:r>
+      <w:r>
+        <w:rPr>
+          <w:color w:val="181A17"/>
+        </w:rPr>
+        <w:t>ыработки в цехе предприятия</w:t>
+      </w:r>
+      <w:r>
+        <w:rPr>
+          <w:color w:val="181A17"/>
+        </w:rPr>
+        <w:t xml:space="preserve">, </w:t>
+      </w:r>
+      <w:r>
+        <w:rPr>
+          <w:color w:val="181A17"/>
+        </w:rPr>
+        <w:t>которая</w:t>
+      </w:r>
+      <w:r>
+        <w:rPr>
+          <w:color w:val="181A17"/>
+        </w:rPr>
+        <w:t xml:space="preserve"> должна включать</w:t>
+      </w:r>
+    </w:p>
+    <w:p>
+      <w:pPr>
+        <w:pStyle w:val="af4"/>
+        <w:numPr>
+          <w:ilvl w:val="0"/>
+          <w:numId w:val="1"/>
+        </w:numPr>
+        <w:rPr>
+          <w:color w:val="181A17"/>
+        </w:rPr>
+      </w:pPr>
+      <w:r>
+        <w:rPr>
+          <w:color w:val="181A17"/>
+        </w:rPr>
+        <w:t>Документы</w:t>
+      </w:r>
+    </w:p>
+    <w:p>
+      <w:pPr>
+        <w:pStyle w:val="af4"/>
+        <w:numPr>
+          <w:ilvl w:val="0"/>
+          <w:numId w:val="1"/>
+        </w:numPr>
+        <w:rPr>
+          <w:color w:val="181A17"/>
+        </w:rPr>
+      </w:pPr>
+      <w:r>
+        <w:rPr>
+          <w:color w:val="181A17"/>
+        </w:rPr>
+        <w:t>Справочники</w:t>
+      </w:r>
+    </w:p>
+    <w:p>
+      <w:pPr>
+        <w:pStyle w:val="af4"/>
+        <w:numPr>
+          <w:ilvl w:val="0"/>
+          <w:numId w:val="1"/>
+        </w:numPr>
+        <w:rPr>
+          <w:color w:val="181A17"/>
+        </w:rPr>
+      </w:pPr>
+      <w:r>
+        <w:rPr>
+          <w:color w:val="181A17"/>
+        </w:rPr>
+        <w:t>Регистры</w:t>
+      </w:r>
+    </w:p>
+    <w:p>
+      <w:pPr>
+        <w:pStyle w:val="af4"/>
+        <w:numPr>
+          <w:ilvl w:val="0"/>
+          <w:numId w:val="1"/>
+        </w:numPr>
+        <w:rPr>
+          <w:color w:val="181A17"/>
+        </w:rPr>
+      </w:pPr>
+      <w:r>
+        <w:rPr>
+          <w:color w:val="181A17"/>
+        </w:rPr>
+        <w:t>Отчеты</w:t>
+      </w:r>
+    </w:p>
+    <w:p>
+      <w:pPr>
+        <w:rPr>
+          <w:b/>
+          <w:bCs/>
+          <w:color w:val="181A17"/>
+        </w:rPr>
+      </w:pPr>
+      <w:r>
+        <w:rPr>
+          <w:b/>
+          <w:bCs/>
+          <w:color w:val="181A17"/>
+        </w:rPr>
+        <w:t>Примерный перечень выполняемых действий:</w:t>
+      </w:r>
+    </w:p>
+    <w:p>
+      <w:pPr>
+        <w:pStyle w:val="af4"/>
+        <w:numPr>
+          <w:ilvl w:val="0"/>
+          <w:numId w:val="1"/>
+        </w:numPr>
+        <w:rPr>
+          <w:color w:val="181A17"/>
+        </w:rPr>
+      </w:pPr>
+      <w:r>
+        <w:rPr>
+          <w:color w:val="181A17"/>
+        </w:rPr>
+        <w:t>Формирование плана по количеству выпуска определённого вида деталей по участкам, бригадам, цехам</w:t>
+      </w:r>
+    </w:p>
+    <w:p>
+      <w:pPr>
+        <w:pStyle w:val="af4"/>
+        <w:numPr>
+          <w:ilvl w:val="0"/>
+          <w:numId w:val="1"/>
+        </w:numPr>
+        <w:rPr>
+          <w:color w:val="181A17"/>
+        </w:rPr>
+      </w:pPr>
+      <w:r>
+        <w:rPr>
+          <w:color w:val="181A17"/>
+        </w:rPr>
+        <w:t>Фиксация информации о количестве деталей (произведенных, оплаченных, забракованных)</w:t>
+      </w:r>
+    </w:p>
+    <w:p>
+      <w:pPr>
+        <w:pStyle w:val="af4"/>
+        <w:numPr>
+          <w:ilvl w:val="0"/>
+          <w:numId w:val="1"/>
+        </w:numPr>
+        <w:rPr>
+          <w:color w:val="181A17"/>
+        </w:rPr>
+      </w:pPr>
+      <w:r>
+        <w:rPr>
+          <w:color w:val="181A17"/>
+        </w:rPr>
+        <w:t>Получение информации по количеству деталей в разрезе бригад, цехов, участков</w:t>
+      </w:r>
+    </w:p>
+    <w:p>
+      <w:pPr>
+        <w:rPr>
+          <w:b/>
+          <w:bCs/>
+          <w:color w:val="181A17"/>
+        </w:rPr>
+      </w:pPr>
+      <w:r>
+        <w:rPr>
+          <w:b/>
+          <w:bCs/>
+          <w:color w:val="181A17"/>
+        </w:rPr>
+        <w:t>Примерный перечень объектов/реквизитов для решения задачи:</w:t>
+      </w:r>
+    </w:p>
+    <w:p>
+      <w:pPr>
+        <w:pStyle w:val="af4"/>
+        <w:numPr>
+          <w:ilvl w:val="0"/>
+          <w:numId w:val="1"/>
+        </w:numPr>
+        <w:rPr>
+          <w:color w:val="181A17"/>
+        </w:rPr>
+      </w:pPr>
+      <w:r>
+        <w:rPr>
+          <w:color w:val="181A17"/>
+        </w:rPr>
+        <w:t>Производственные точки</w:t>
+      </w:r>
+    </w:p>
+    <w:p>
+      <w:pPr>
+        <w:pStyle w:val="af4"/>
+        <w:numPr>
+          <w:ilvl w:val="0"/>
+          <w:numId w:val="1"/>
+        </w:numPr>
+        <w:rPr>
+          <w:color w:val="181A17"/>
+        </w:rPr>
+      </w:pPr>
+      <w:r>
+        <w:rPr>
+          <w:color w:val="181A17"/>
+        </w:rPr>
+        <w:t>Производственные спецификации (список деталей для получения готовой продукции)</w:t>
+      </w:r>
+    </w:p>
+    <w:p>
+      <w:pPr>
+        <w:pStyle w:val="af4"/>
+        <w:numPr>
+          <w:ilvl w:val="0"/>
+          <w:numId w:val="1"/>
+        </w:numPr>
+        <w:rPr>
+          <w:color w:val="181A17"/>
+        </w:rPr>
+      </w:pPr>
+      <w:r>
+        <w:rPr>
+          <w:color w:val="181A17"/>
+        </w:rPr>
+        <w:t>Сотрудники производства</w:t>
+      </w:r>
+    </w:p>
+    <w:p>
+      <w:pPr>
+        <w:pStyle w:val="af4"/>
+        <w:numPr>
+          <w:ilvl w:val="0"/>
+          <w:numId w:val="1"/>
+        </w:numPr>
+        <w:rPr>
+          <w:color w:val="181A17"/>
+        </w:rPr>
+      </w:pPr>
+      <w:r>
+        <w:rPr>
+          <w:color w:val="181A17"/>
+        </w:rPr>
+        <w:t>Расценки работ сотрудников</w:t>
+      </w:r>
+    </w:p>
+    <w:p>
+      <w:pPr>
+        <w:pStyle w:val="af4"/>
+        <w:numPr>
+          <w:ilvl w:val="0"/>
+          <w:numId w:val="1"/>
+        </w:numPr>
+        <w:rPr>
+          <w:color w:val="181A17"/>
+        </w:rPr>
+      </w:pPr>
+      <w:r>
+        <w:rPr>
+          <w:color w:val="181A17"/>
+        </w:rPr>
+        <w:t>Отчет по себестоимости</w:t>
+      </w:r>
+    </w:p>
+    <w:p>
+      <w:pPr>
+        <w:pStyle w:val="af4"/>
+        <w:numPr>
+          <w:ilvl w:val="0"/>
+          <w:numId w:val="1"/>
+        </w:numPr>
+        <w:rPr>
+          <w:color w:val="181A17"/>
+        </w:rPr>
+      </w:pPr>
+      <w:r>
+        <w:rPr>
+          <w:color w:val="181A17"/>
+        </w:rPr>
+        <w:t>Отчет по план-факту производства</w:t>
+      </w:r>
+    </w:p>
+    <w:p>
+      <w:pPr>
+        <w:rPr>
+          <w:color w:val="181A17"/>
+        </w:rPr>
+      </w:pPr>
+    </w:p>
+    <w:p>
+      <w:pPr>
+        <w:pStyle w:val="af4"/>
+        <w:numPr>
+          <w:ilvl w:val="0"/>
+          <w:numId w:val="1"/>
+        </w:numPr>
+        <w:rPr>
+          <w:color w:val="181A17"/>
+        </w:rPr>
+      </w:pPr>
+      <w:r>
+        <w:rPr>
+          <w:color w:val="181A17"/>
+        </w:rPr>
+        <w:t>Номер рапорта</w:t>
+      </w:r>
+    </w:p>
+    <w:p>
+      <w:pPr>
+        <w:pStyle w:val="af4"/>
+        <w:numPr>
+          <w:ilvl w:val="0"/>
+          <w:numId w:val="1"/>
+        </w:numPr>
+        <w:rPr>
+          <w:color w:val="181A17"/>
+        </w:rPr>
+      </w:pPr>
+      <w:r>
+        <w:rPr>
+          <w:color w:val="181A17"/>
+        </w:rPr>
+        <w:t>Месяц</w:t>
+      </w:r>
+    </w:p>
+    <w:p>
+      <w:pPr>
+        <w:pStyle w:val="af4"/>
+        <w:numPr>
+          <w:ilvl w:val="0"/>
+          <w:numId w:val="1"/>
+        </w:numPr>
+        <w:rPr>
+          <w:color w:val="181A17"/>
+        </w:rPr>
+      </w:pPr>
+      <w:r>
+        <w:rPr>
+          <w:color w:val="181A17"/>
+        </w:rPr>
+        <w:t>Год</w:t>
+      </w:r>
+    </w:p>
+    <w:p>
+      <w:pPr>
+        <w:pStyle w:val="af4"/>
+        <w:numPr>
+          <w:ilvl w:val="0"/>
+          <w:numId w:val="1"/>
+        </w:numPr>
+        <w:rPr>
+          <w:color w:val="181A17"/>
+        </w:rPr>
+      </w:pPr>
+      <w:r>
+        <w:rPr>
+          <w:color w:val="181A17"/>
+        </w:rPr>
+        <w:t>Код цеха</w:t>
+      </w:r>
+    </w:p>
+    <w:p>
+      <w:pPr>
+        <w:pStyle w:val="af4"/>
+        <w:numPr>
+          <w:ilvl w:val="0"/>
+          <w:numId w:val="1"/>
+        </w:numPr>
+        <w:rPr>
+          <w:color w:val="181A17"/>
+        </w:rPr>
+      </w:pPr>
+      <w:r>
+        <w:rPr>
+          <w:color w:val="181A17"/>
+        </w:rPr>
+        <w:t>Название цеха</w:t>
+      </w:r>
+    </w:p>
+    <w:p>
+      <w:pPr>
+        <w:pStyle w:val="af4"/>
+        <w:numPr>
+          <w:ilvl w:val="0"/>
+          <w:numId w:val="1"/>
+        </w:numPr>
+        <w:rPr>
+          <w:color w:val="181A17"/>
+        </w:rPr>
+      </w:pPr>
+      <w:r>
+        <w:rPr>
+          <w:color w:val="181A17"/>
+        </w:rPr>
+        <w:t>Код участка</w:t>
+      </w:r>
+    </w:p>
+    <w:p>
+      <w:pPr>
+        <w:pStyle w:val="af4"/>
+        <w:numPr>
+          <w:ilvl w:val="0"/>
+          <w:numId w:val="1"/>
+        </w:numPr>
+        <w:rPr>
+          <w:color w:val="181A17"/>
+        </w:rPr>
+      </w:pPr>
+      <w:r>
+        <w:rPr>
+          <w:color w:val="181A17"/>
+        </w:rPr>
+        <w:t>Название участка</w:t>
+      </w:r>
+    </w:p>
+    <w:p>
+      <w:pPr>
+        <w:pStyle w:val="af4"/>
+        <w:numPr>
+          <w:ilvl w:val="0"/>
+          <w:numId w:val="1"/>
+        </w:numPr>
+        <w:rPr>
+          <w:color w:val="181A17"/>
+        </w:rPr>
+      </w:pPr>
+      <w:r>
+        <w:rPr>
+          <w:color w:val="181A17"/>
+        </w:rPr>
+        <w:t>Код бригады</w:t>
+      </w:r>
+    </w:p>
+    <w:p>
+      <w:pPr>
+        <w:pStyle w:val="af4"/>
+        <w:numPr>
+          <w:ilvl w:val="0"/>
+          <w:numId w:val="1"/>
+        </w:numPr>
+        <w:rPr>
+          <w:color w:val="181A17"/>
+        </w:rPr>
+      </w:pPr>
+      <w:r>
+        <w:rPr>
+          <w:color w:val="181A17"/>
+        </w:rPr>
+        <w:t>ФИО бригадира</w:t>
+      </w:r>
+    </w:p>
+    <w:p>
+      <w:pPr>
+        <w:pStyle w:val="af4"/>
+        <w:numPr>
+          <w:ilvl w:val="0"/>
+          <w:numId w:val="1"/>
+        </w:numPr>
+        <w:rPr>
+          <w:color w:val="181A17"/>
+        </w:rPr>
+      </w:pPr>
+      <w:r>
+        <w:rPr>
+          <w:color w:val="181A17"/>
+        </w:rPr>
+        <w:t>Вид оплаты</w:t>
+      </w:r>
+    </w:p>
+    <w:p>
+      <w:pPr>
+        <w:pStyle w:val="af4"/>
+        <w:numPr>
+          <w:ilvl w:val="0"/>
+          <w:numId w:val="1"/>
+        </w:numPr>
+        <w:rPr>
+          <w:color w:val="181A17"/>
+        </w:rPr>
+      </w:pPr>
+      <w:r>
+        <w:rPr>
+          <w:color w:val="181A17"/>
+        </w:rPr>
+        <w:t>Код производственных затрат</w:t>
+      </w:r>
+    </w:p>
+    <w:p>
+      <w:pPr>
+        <w:pStyle w:val="af4"/>
+        <w:numPr>
+          <w:ilvl w:val="0"/>
+          <w:numId w:val="1"/>
+        </w:numPr>
+        <w:rPr>
+          <w:color w:val="181A17"/>
+        </w:rPr>
+      </w:pPr>
+      <w:r>
+        <w:rPr>
+          <w:color w:val="181A17"/>
+        </w:rPr>
+        <w:t>Номер детали</w:t>
+      </w:r>
+    </w:p>
+    <w:p>
+      <w:pPr>
+        <w:pStyle w:val="af4"/>
+        <w:numPr>
+          <w:ilvl w:val="0"/>
+          <w:numId w:val="1"/>
+        </w:numPr>
+        <w:rPr>
+          <w:color w:val="181A17"/>
+        </w:rPr>
+      </w:pPr>
+      <w:r>
+        <w:rPr>
+          <w:color w:val="181A17"/>
+        </w:rPr>
+        <w:t>Дата</w:t>
+      </w:r>
+    </w:p>
+    <w:p>
+      <w:pPr>
+        <w:pStyle w:val="af4"/>
+        <w:numPr>
+          <w:ilvl w:val="0"/>
+          <w:numId w:val="1"/>
+        </w:numPr>
+        <w:rPr>
+          <w:color w:val="181A17"/>
+        </w:rPr>
+      </w:pPr>
+      <w:r>
+        <w:rPr>
+          <w:color w:val="181A17"/>
+        </w:rPr>
+        <w:t>Количество деталей, выданных в работу</w:t>
+      </w:r>
+    </w:p>
+    <w:p>
+      <w:pPr>
+        <w:pStyle w:val="af4"/>
+        <w:numPr>
+          <w:ilvl w:val="0"/>
+          <w:numId w:val="1"/>
+        </w:numPr>
+        <w:rPr>
+          <w:color w:val="181A17"/>
+        </w:rPr>
+      </w:pPr>
+      <w:r>
+        <w:rPr>
+          <w:color w:val="181A17"/>
+        </w:rPr>
+        <w:t>Количество деталей, принятых, годных</w:t>
+      </w:r>
+    </w:p>
+    <w:p>
+      <w:pPr>
+        <w:pStyle w:val="af4"/>
+        <w:numPr>
+          <w:ilvl w:val="0"/>
+          <w:numId w:val="1"/>
+        </w:numPr>
+        <w:rPr>
+          <w:color w:val="181A17"/>
+        </w:rPr>
+      </w:pPr>
+      <w:r>
+        <w:rPr>
+          <w:color w:val="181A17"/>
+        </w:rPr>
+        <w:t>Количество деталей, бракованных</w:t>
+      </w:r>
+    </w:p>
+    <w:p>
+      <w:pPr>
+        <w:rPr>
+          <w:iCs/>
+          <w:color w:val="181A17"/>
+        </w:rPr>
+      </w:pPr>
+      <w:r>
+        <w:rPr>
+          <w:color w:val="181A17"/>
+        </w:rPr>
+        <w:t>Количество деталей, оплаченных</w:t>
+      </w:r>
+    </w:p>
+    <w:p>
+      <w:pPr>
+        <w:jc w:val="center"/>
         <w:rPr>
           <w:rFonts w:ascii="Times New Roman" w:hAnsi="Times New Roman"/>
           <w:b/>
           <w:color w:val="181A17"/>
         </w:rPr>
-        <w:lastRenderedPageBreak/>
-        <w:t>ЗАДАНИЕ НА ПРАКТИКУ</w:t>
-      </w:r>
-    </w:p>
-    <w:p>
-      <w:pPr>
-        <w:rPr>
-          <w:color w:val="181A17"/>
-        </w:rPr>
-      </w:pPr>
-    </w:p>
-    <w:p>
-      <w:pPr>
-        <w:rPr>
-          <w:i/>
-          <w:iCs/>
-          <w:color w:val="181A17"/>
-        </w:rPr>
-      </w:pPr>
-      <w:r>
-        <w:rPr>
-          <w:i/>
-          <w:iCs/>
-          <w:color w:val="181A17"/>
-          <w:highlight w:val="yellow"/>
-        </w:rPr>
-        <w:t>Формулировка задания, реализуемого в ходе выполнения производственной практики</w:t>
-      </w:r>
-    </w:p>
-    <w:p>
-      <w:r>
-        <w:br w:type="page"/>
-      </w:r>
-    </w:p>
-    <w:p>
-      <w:pPr>
+      </w:pPr>
+    </w:p>
+    <w:p>
+      <w:pPr>
+        <w:jc w:val="center"/>
         <w:rPr>
           <w:rFonts w:ascii="Times New Roman" w:hAnsi="Times New Roman"/>
           <w:b/>
           <w:color w:val="181A17"/>
         </w:rPr>
       </w:pPr>
-      <w:r>
+    </w:p>
+    <w:p>
+      <w:pPr>
+        <w:pStyle w:val="1a"/>
+        <w:jc w:val="center"/>
+        <w:rPr>
+          <w:rFonts w:asciiTheme="minorHAnsi" w:hAnsiTheme="minorHAnsi" w:cstheme="minorHAnsi"/>
+          <w:b/>
+          <w:bCs/>
+          <w:color w:val="auto"/>
+          <w:sz w:val="24"/>
+          <w:szCs w:val="24"/>
+        </w:rPr>
+      </w:pPr>
+      <w:r>
+        <w:rPr>
+          <w:rFonts w:asciiTheme="minorHAnsi" w:hAnsiTheme="minorHAnsi" w:cstheme="minorHAnsi"/>
+          <w:b/>
+          <w:bCs/>
+          <w:color w:val="auto"/>
+          <w:sz w:val="24"/>
+          <w:szCs w:val="24"/>
+        </w:rPr>
+        <w:lastRenderedPageBreak/>
+        <w:t>ВЫБОР ПРОГРАМННЫХ СРЕДСТВ</w:t>
+      </w:r>
+    </w:p>
+    <w:p>
+      <w:pPr>
+        <w:rPr>
+          <w:i/>
+          <w:color w:val="181A17"/>
+          <w:highlight w:val="yellow"/>
+        </w:rPr>
+      </w:pPr>
+      <w:r>
+        <w:rPr>
+          <w:i/>
+          <w:color w:val="181A17"/>
+          <w:highlight w:val="yellow"/>
+        </w:rPr>
+        <w:t xml:space="preserve">Описание стека программных инструментариев, технологий, языков программирования и </w:t>
+      </w:r>
+      <w:proofErr w:type="spellStart"/>
+      <w:r>
+        <w:rPr>
+          <w:i/>
+          <w:color w:val="181A17"/>
+          <w:highlight w:val="yellow"/>
+        </w:rPr>
+        <w:t>тп</w:t>
+      </w:r>
+      <w:proofErr w:type="spellEnd"/>
+      <w:r>
+        <w:rPr>
+          <w:i/>
+          <w:color w:val="181A17"/>
+          <w:highlight w:val="yellow"/>
+        </w:rPr>
+        <w:t>, выбранных для реализации ПО, с пояснением их положительных характеристик и мотивации сделать выбор именно в их пользу.</w:t>
+      </w:r>
+    </w:p>
+    <w:p>
+      <w:pPr>
+        <w:rPr>
+          <w:iCs/>
+          <w:color w:val="181A17"/>
+        </w:rPr>
+      </w:pPr>
+      <w:r>
+        <w:rPr>
+          <w:i/>
+          <w:color w:val="181A17"/>
+          <w:highlight w:val="yellow"/>
+        </w:rPr>
+        <w:t xml:space="preserve">Вполне допускается копирование текста официальной документации с указанием источника, авторский перевод документации с иностранного языка и </w:t>
+      </w:r>
+      <w:proofErr w:type="spellStart"/>
+      <w:r>
+        <w:rPr>
+          <w:i/>
+          <w:color w:val="181A17"/>
+          <w:highlight w:val="yellow"/>
+        </w:rPr>
+        <w:t>тп</w:t>
+      </w:r>
+      <w:proofErr w:type="spellEnd"/>
+      <w:r>
+        <w:rPr>
+          <w:i/>
+          <w:color w:val="181A17"/>
+          <w:highlight w:val="yellow"/>
+        </w:rPr>
+        <w:t>.</w:t>
+      </w:r>
+    </w:p>
+    <w:p>
+      <w:pPr>
+        <w:tabs>
+          <w:tab w:val="left" w:pos="3576"/>
+        </w:tabs>
+        <w:rPr>
+          <w:iCs/>
+          <w:color w:val="181A17"/>
+        </w:rPr>
+      </w:pPr>
+      <w:r>
+        <w:rPr>
+          <w:iCs/>
+          <w:color w:val="181A17"/>
+        </w:rPr>
+        <w:t>Платформа 1С: Предприятие 8.</w:t>
+      </w:r>
+      <w:r>
+        <w:rPr>
+          <w:iCs/>
+          <w:color w:val="181A17"/>
+        </w:rPr>
+        <w:tab/>
+      </w:r>
+    </w:p>
+    <w:p>
+      <w:pPr>
+        <w:tabs>
+          <w:tab w:val="left" w:pos="3576"/>
+        </w:tabs>
+        <w:rPr>
+          <w:iCs/>
+          <w:color w:val="181A17"/>
+        </w:rPr>
+      </w:pPr>
+      <w:r>
+        <w:rPr>
+          <w:iCs/>
+          <w:color w:val="181A17"/>
+        </w:rPr>
+        <w:t>Конфигуратор.</w:t>
+      </w:r>
+    </w:p>
+    <w:p>
+      <w:pPr>
+        <w:tabs>
+          <w:tab w:val="left" w:pos="3576"/>
+        </w:tabs>
+        <w:rPr>
+          <w:iCs/>
+          <w:color w:val="181A17"/>
+        </w:rPr>
+      </w:pPr>
+      <w:r>
+        <w:rPr>
+          <w:iCs/>
+          <w:color w:val="181A17"/>
+        </w:rPr>
+        <w:t>Встроенный язык платформы 1С.</w:t>
+      </w:r>
+    </w:p>
+    <w:p>
+      <w:pPr>
+        <w:tabs>
+          <w:tab w:val="left" w:pos="3576"/>
+        </w:tabs>
+        <w:rPr>
+          <w:iCs/>
+          <w:color w:val="181A17"/>
+        </w:rPr>
+      </w:pPr>
+      <w:r>
+        <w:rPr>
+          <w:iCs/>
+          <w:color w:val="181A17"/>
+        </w:rPr>
+        <w:t>Язык запросов 1С.</w:t>
+      </w:r>
+    </w:p>
+    <w:p>
+      <w:pPr>
+        <w:tabs>
+          <w:tab w:val="left" w:pos="3576"/>
+        </w:tabs>
+        <w:rPr>
+          <w:iCs/>
+          <w:color w:val="181A17"/>
+        </w:rPr>
+      </w:pPr>
+      <w:r>
+        <w:rPr>
+          <w:iCs/>
+          <w:color w:val="181A17"/>
+        </w:rPr>
+        <w:t>Язык выражений схемы компоновки данных 1С.</w:t>
+      </w:r>
+    </w:p>
+    <w:p>
+      <w:pPr>
+        <w:tabs>
+          <w:tab w:val="left" w:pos="3576"/>
+        </w:tabs>
+        <w:rPr>
+          <w:iCs/>
+          <w:color w:val="181A17"/>
+        </w:rPr>
+      </w:pPr>
+    </w:p>
+    <w:p>
+      <w:pPr>
+        <w:tabs>
+          <w:tab w:val="left" w:pos="3576"/>
+        </w:tabs>
+        <w:rPr>
+          <w:iCs/>
+          <w:color w:val="181A17"/>
+        </w:rPr>
+      </w:pPr>
+    </w:p>
+    <w:p>
+      <w:pPr>
+        <w:tabs>
+          <w:tab w:val="left" w:pos="3576"/>
+        </w:tabs>
+        <w:rPr>
+          <w:iCs/>
+          <w:color w:val="181A17"/>
+        </w:rPr>
+      </w:pPr>
+    </w:p>
+    <w:p>
+      <w:pPr>
+        <w:tabs>
+          <w:tab w:val="left" w:pos="3576"/>
+        </w:tabs>
+        <w:rPr>
+          <w:iCs/>
+          <w:color w:val="181A17"/>
+        </w:rPr>
+      </w:pPr>
+    </w:p>
+    <w:p>
+      <w:pPr>
+        <w:tabs>
+          <w:tab w:val="left" w:pos="3576"/>
+        </w:tabs>
+        <w:rPr>
+          <w:iCs/>
+          <w:color w:val="181A17"/>
+        </w:rPr>
+      </w:pPr>
+    </w:p>
+    <w:p>
+      <w:pPr>
+        <w:tabs>
+          <w:tab w:val="left" w:pos="3576"/>
+        </w:tabs>
+        <w:rPr>
+          <w:iCs/>
+          <w:color w:val="181A17"/>
+        </w:rPr>
+      </w:pPr>
+    </w:p>
+    <w:p>
+      <w:pPr>
+        <w:tabs>
+          <w:tab w:val="left" w:pos="3576"/>
+        </w:tabs>
+        <w:rPr>
+          <w:iCs/>
+          <w:color w:val="181A17"/>
+        </w:rPr>
+      </w:pPr>
+    </w:p>
+    <w:p>
+      <w:pPr>
+        <w:tabs>
+          <w:tab w:val="left" w:pos="3576"/>
+        </w:tabs>
+        <w:rPr>
+          <w:iCs/>
+          <w:color w:val="181A17"/>
+        </w:rPr>
+      </w:pPr>
+    </w:p>
+    <w:p>
+      <w:pPr>
+        <w:tabs>
+          <w:tab w:val="left" w:pos="3576"/>
+        </w:tabs>
+        <w:rPr>
+          <w:iCs/>
+          <w:color w:val="181A17"/>
+        </w:rPr>
+      </w:pPr>
+    </w:p>
+    <w:p>
+      <w:pPr>
+        <w:tabs>
+          <w:tab w:val="left" w:pos="3576"/>
+        </w:tabs>
+        <w:rPr>
+          <w:iCs/>
+          <w:color w:val="181A17"/>
+        </w:rPr>
+      </w:pPr>
+    </w:p>
+    <w:p>
+      <w:pPr>
+        <w:tabs>
+          <w:tab w:val="left" w:pos="3576"/>
+        </w:tabs>
+        <w:rPr>
+          <w:iCs/>
+          <w:color w:val="181A17"/>
+        </w:rPr>
+      </w:pPr>
+    </w:p>
+    <w:p>
+      <w:pPr>
+        <w:tabs>
+          <w:tab w:val="left" w:pos="3576"/>
+        </w:tabs>
+        <w:rPr>
+          <w:iCs/>
+          <w:color w:val="181A17"/>
+        </w:rPr>
+      </w:pPr>
+    </w:p>
+    <w:p>
+      <w:pPr>
+        <w:jc w:val="center"/>
         <w:rPr>
           <w:rFonts w:ascii="Times New Roman" w:hAnsi="Times New Roman"/>
           <w:b/>
           <w:color w:val="181A17"/>
         </w:rPr>
-        <w:lastRenderedPageBreak/>
-        <w:t>Ниже типовой список разделов отчета.</w:t>
-      </w:r>
-    </w:p>
-    <w:p>
-      <w:pPr>
+      </w:pPr>
+    </w:p>
+    <w:p>
+      <w:pPr>
+        <w:jc w:val="center"/>
         <w:rPr>
           <w:rFonts w:ascii="Times New Roman" w:hAnsi="Times New Roman"/>
           <w:b/>
           <w:color w:val="181A17"/>
         </w:rPr>
       </w:pPr>
-      <w:r>
+    </w:p>
+    <w:p>
+      <w:pPr>
+        <w:jc w:val="center"/>
         <w:rPr>
           <w:rFonts w:ascii="Times New Roman" w:hAnsi="Times New Roman"/>
           <w:b/>
           <w:color w:val="181A17"/>
         </w:rPr>
-        <w:t>Каждый раздел начинается с новой страницы.</w:t>
-      </w:r>
-    </w:p>
-    <w:p>
-      <w:pPr>
+      </w:pPr>
+    </w:p>
+    <w:p>
+      <w:pPr>
+        <w:jc w:val="center"/>
         <w:rPr>
           <w:rFonts w:ascii="Times New Roman" w:hAnsi="Times New Roman"/>
           <w:b/>
@@ -7219,13 +8727,41 @@
           <w:color w:val="181A17"/>
         </w:rPr>
       </w:pPr>
-      <w:r>
+    </w:p>
+    <w:p>
+      <w:pPr>
+        <w:jc w:val="center"/>
         <w:rPr>
           <w:rFonts w:ascii="Times New Roman" w:hAnsi="Times New Roman"/>
           <w:b/>
           <w:color w:val="181A17"/>
         </w:rPr>
-        <w:t>ВВЕДЕНИЕ</w:t>
+      </w:pPr>
+    </w:p>
+    <w:p>
+      <w:pPr>
+        <w:pStyle w:val="1a"/>
+        <w:jc w:val="center"/>
+        <w:rPr>
+          <w:rFonts w:asciiTheme="minorHAnsi" w:hAnsiTheme="minorHAnsi" w:cstheme="minorHAnsi"/>
+          <w:b/>
+          <w:bCs/>
+          <w:color w:val="auto"/>
+          <w:sz w:val="24"/>
+          <w:szCs w:val="24"/>
+        </w:rPr>
+      </w:pPr>
+      <w:r>
+        <w:rPr>
+          <w:rFonts w:asciiTheme="minorHAnsi" w:hAnsiTheme="minorHAnsi" w:cstheme="minorHAnsi"/>
+          <w:b/>
+          <w:bCs/>
+          <w:color w:val="auto"/>
+          <w:sz w:val="24"/>
+          <w:szCs w:val="24"/>
+        </w:rPr>
+        <w:lastRenderedPageBreak/>
+        <w:t>ПРОГРАММНАЯ РЕАЛИЗАЦИЯ</w:t>
       </w:r>
     </w:p>
     <w:p>
@@ -7242,24 +8778,226 @@
           <w:color w:val="181A17"/>
           <w:highlight w:val="yellow"/>
         </w:rPr>
-        <w:t>Обоснование выбора тем, обзор существующих аналогов.</w:t>
-      </w:r>
-    </w:p>
-    <w:p>
-      <w:pPr>
-        <w:rPr>
-          <w:i/>
-          <w:color w:val="181A17"/>
-        </w:rPr>
-      </w:pPr>
+        <w:t xml:space="preserve">Описание архитектуры программного средства, приведение листингов основных программных компонент/функций с описанием входных параметров и возвращаемого результата, структура БД и </w:t>
+      </w:r>
+      <w:proofErr w:type="spellStart"/>
       <w:r>
         <w:rPr>
           <w:i/>
           <w:color w:val="181A17"/>
           <w:highlight w:val="yellow"/>
         </w:rPr>
-        <w:t>В качестве обоснования выбора темы может выступать описание ее актуальности или, например, желание студента получить опыт разработки ПО в конкретной сфере</w:t>
-      </w:r>
+        <w:t>тп</w:t>
+      </w:r>
+      <w:proofErr w:type="spellEnd"/>
+      <w:r>
+        <w:rPr>
+          <w:i/>
+          <w:color w:val="181A17"/>
+          <w:highlight w:val="yellow"/>
+        </w:rPr>
+        <w:t>.</w:t>
+      </w:r>
+    </w:p>
+    <w:p>
+      <w:pPr>
+        <w:rPr>
+          <w:i/>
+          <w:color w:val="181A17"/>
+        </w:rPr>
+      </w:pPr>
+      <w:r>
+        <w:rPr>
+          <w:i/>
+          <w:color w:val="181A17"/>
+          <w:highlight w:val="yellow"/>
+        </w:rPr>
+        <w:t>В данном разделе должна быть размещена информация, позволяющая оценить использование студентом навыков разработки программного обеспечения.</w:t>
+      </w:r>
+    </w:p>
+    <w:p>
+      <w:pPr>
+        <w:rPr>
+          <w:i/>
+          <w:color w:val="181A17"/>
+        </w:rPr>
+      </w:pPr>
+    </w:p>
+    <w:p>
+      <w:pPr>
+        <w:rPr>
+          <w:i/>
+          <w:color w:val="181A17"/>
+        </w:rPr>
+      </w:pPr>
+    </w:p>
+    <w:p>
+      <w:pPr>
+        <w:rPr>
+          <w:i/>
+          <w:color w:val="181A17"/>
+        </w:rPr>
+      </w:pPr>
+    </w:p>
+    <w:p>
+      <w:pPr>
+        <w:rPr>
+          <w:i/>
+          <w:color w:val="181A17"/>
+        </w:rPr>
+      </w:pPr>
+    </w:p>
+    <w:p>
+      <w:pPr>
+        <w:rPr>
+          <w:i/>
+          <w:color w:val="181A17"/>
+        </w:rPr>
+      </w:pPr>
+    </w:p>
+    <w:p>
+      <w:pPr>
+        <w:rPr>
+          <w:i/>
+          <w:color w:val="181A17"/>
+        </w:rPr>
+      </w:pPr>
+    </w:p>
+    <w:p>
+      <w:pPr>
+        <w:rPr>
+          <w:i/>
+          <w:color w:val="181A17"/>
+        </w:rPr>
+      </w:pPr>
+    </w:p>
+    <w:p>
+      <w:pPr>
+        <w:rPr>
+          <w:i/>
+          <w:color w:val="181A17"/>
+        </w:rPr>
+      </w:pPr>
+    </w:p>
+    <w:p>
+      <w:pPr>
+        <w:rPr>
+          <w:i/>
+          <w:color w:val="181A17"/>
+        </w:rPr>
+      </w:pPr>
+    </w:p>
+    <w:p>
+      <w:pPr>
+        <w:rPr>
+          <w:i/>
+          <w:color w:val="181A17"/>
+        </w:rPr>
+      </w:pPr>
+    </w:p>
+    <w:p>
+      <w:pPr>
+        <w:rPr>
+          <w:i/>
+          <w:color w:val="181A17"/>
+        </w:rPr>
+      </w:pPr>
+    </w:p>
+    <w:p>
+      <w:pPr>
+        <w:rPr>
+          <w:i/>
+          <w:color w:val="181A17"/>
+        </w:rPr>
+      </w:pPr>
+    </w:p>
+    <w:p>
+      <w:pPr>
+        <w:rPr>
+          <w:i/>
+          <w:color w:val="181A17"/>
+        </w:rPr>
+      </w:pPr>
+    </w:p>
+    <w:p>
+      <w:pPr>
+        <w:rPr>
+          <w:i/>
+          <w:color w:val="181A17"/>
+        </w:rPr>
+      </w:pPr>
+    </w:p>
+    <w:p>
+      <w:pPr>
+        <w:rPr>
+          <w:i/>
+          <w:color w:val="181A17"/>
+        </w:rPr>
+      </w:pPr>
+    </w:p>
+    <w:p>
+      <w:pPr>
+        <w:rPr>
+          <w:i/>
+          <w:color w:val="181A17"/>
+        </w:rPr>
+      </w:pPr>
+    </w:p>
+    <w:p>
+      <w:pPr>
+        <w:rPr>
+          <w:i/>
+          <w:color w:val="181A17"/>
+        </w:rPr>
+      </w:pPr>
+    </w:p>
+    <w:p>
+      <w:pPr>
+        <w:rPr>
+          <w:i/>
+          <w:color w:val="181A17"/>
+        </w:rPr>
+      </w:pPr>
+    </w:p>
+    <w:p>
+      <w:pPr>
+        <w:rPr>
+          <w:i/>
+          <w:color w:val="181A17"/>
+        </w:rPr>
+      </w:pPr>
+    </w:p>
+    <w:p>
+      <w:pPr>
+        <w:rPr>
+          <w:i/>
+          <w:color w:val="181A17"/>
+        </w:rPr>
+      </w:pPr>
+    </w:p>
+    <w:p>
+      <w:pPr>
+        <w:rPr>
+          <w:i/>
+          <w:color w:val="181A17"/>
+        </w:rPr>
+      </w:pPr>
+    </w:p>
+    <w:p>
+      <w:pPr>
+        <w:rPr>
+          <w:i/>
+          <w:color w:val="181A17"/>
+        </w:rPr>
+      </w:pPr>
+    </w:p>
+    <w:p>
+      <w:pPr>
+        <w:rPr>
+          <w:i/>
+          <w:color w:val="181A17"/>
+        </w:rPr>
+      </w:pPr>
     </w:p>
     <w:p>
       <w:pPr>
@@ -7273,354 +9011,506 @@
     </w:p>
     <w:p>
       <w:pPr>
+        <w:pStyle w:val="1a"/>
         <w:jc w:val="center"/>
         <w:rPr>
-          <w:rFonts w:ascii="Times New Roman" w:hAnsi="Times New Roman"/>
+          <w:rFonts w:asciiTheme="minorHAnsi" w:hAnsiTheme="minorHAnsi" w:cstheme="minorHAnsi"/>
           <w:b/>
-          <w:color w:val="181A17"/>
-        </w:rPr>
-      </w:pPr>
-      <w:r>
-        <w:rPr>
-          <w:rFonts w:ascii="Times New Roman" w:hAnsi="Times New Roman"/>
+          <w:bCs/>
+          <w:color w:val="auto"/>
+          <w:sz w:val="24"/>
+          <w:szCs w:val="24"/>
+        </w:rPr>
+      </w:pPr>
+      <w:r>
+        <w:rPr>
+          <w:rFonts w:asciiTheme="minorHAnsi" w:hAnsiTheme="minorHAnsi" w:cstheme="minorHAnsi"/>
           <w:b/>
-          <w:color w:val="181A17"/>
-        </w:rPr>
-        <w:t>ПОСТАНОВКА ЗАДАЧИ</w:t>
-      </w:r>
-    </w:p>
-    <w:p>
-      <w:pPr>
+          <w:bCs/>
+          <w:color w:val="auto"/>
+          <w:sz w:val="24"/>
+          <w:szCs w:val="24"/>
+        </w:rPr>
+        <w:lastRenderedPageBreak/>
+        <w:t>ОПИСАНИЕ ИНТЕРФЕЙСА ПОЛЬЗОВАТЕЛЯ</w:t>
+      </w:r>
+    </w:p>
+    <w:p>
+      <w:pPr>
+        <w:rPr>
+          <w:i/>
+          <w:color w:val="181A17"/>
+        </w:rPr>
+      </w:pPr>
+      <w:r>
         <w:rPr>
           <w:i/>
           <w:color w:val="181A17"/>
           <w:highlight w:val="yellow"/>
         </w:rPr>
-      </w:pPr>
-      <w:r>
-        <w:rPr>
-          <w:i/>
+        <w:t>Описание интерфейса ПО с точки зрения пользователя, основные скриншоты ПО и сопроводительный текст.</w:t>
+      </w:r>
+    </w:p>
+    <w:p>
+      <w:pPr>
+        <w:rPr>
+          <w:i/>
+          <w:color w:val="181A17"/>
+        </w:rPr>
+      </w:pPr>
+    </w:p>
+    <w:p>
+      <w:pPr>
+        <w:rPr>
+          <w:i/>
+          <w:color w:val="181A17"/>
+        </w:rPr>
+      </w:pPr>
+    </w:p>
+    <w:p>
+      <w:pPr>
+        <w:rPr>
+          <w:i/>
+          <w:color w:val="181A17"/>
+        </w:rPr>
+      </w:pPr>
+    </w:p>
+    <w:p>
+      <w:pPr>
+        <w:rPr>
+          <w:i/>
+          <w:color w:val="181A17"/>
+        </w:rPr>
+      </w:pPr>
+    </w:p>
+    <w:p>
+      <w:pPr>
+        <w:rPr>
+          <w:i/>
+          <w:color w:val="181A17"/>
+        </w:rPr>
+      </w:pPr>
+    </w:p>
+    <w:p>
+      <w:pPr>
+        <w:rPr>
+          <w:i/>
+          <w:color w:val="181A17"/>
+        </w:rPr>
+      </w:pPr>
+    </w:p>
+    <w:p>
+      <w:pPr>
+        <w:rPr>
+          <w:i/>
+          <w:color w:val="181A17"/>
+        </w:rPr>
+      </w:pPr>
+    </w:p>
+    <w:p>
+      <w:pPr>
+        <w:rPr>
+          <w:i/>
+          <w:color w:val="181A17"/>
+        </w:rPr>
+      </w:pPr>
+    </w:p>
+    <w:p>
+      <w:pPr>
+        <w:rPr>
+          <w:i/>
+          <w:color w:val="181A17"/>
+        </w:rPr>
+      </w:pPr>
+    </w:p>
+    <w:p>
+      <w:pPr>
+        <w:rPr>
+          <w:i/>
+          <w:color w:val="181A17"/>
+        </w:rPr>
+      </w:pPr>
+    </w:p>
+    <w:p>
+      <w:pPr>
+        <w:rPr>
+          <w:i/>
+          <w:color w:val="181A17"/>
+        </w:rPr>
+      </w:pPr>
+    </w:p>
+    <w:p>
+      <w:pPr>
+        <w:rPr>
+          <w:i/>
+          <w:color w:val="181A17"/>
+        </w:rPr>
+      </w:pPr>
+    </w:p>
+    <w:p>
+      <w:pPr>
+        <w:rPr>
+          <w:i/>
+          <w:color w:val="181A17"/>
+        </w:rPr>
+      </w:pPr>
+    </w:p>
+    <w:p>
+      <w:pPr>
+        <w:rPr>
+          <w:i/>
+          <w:color w:val="181A17"/>
+        </w:rPr>
+      </w:pPr>
+    </w:p>
+    <w:p>
+      <w:pPr>
+        <w:rPr>
+          <w:i/>
+          <w:color w:val="181A17"/>
+        </w:rPr>
+      </w:pPr>
+    </w:p>
+    <w:p>
+      <w:pPr>
+        <w:rPr>
+          <w:i/>
+          <w:color w:val="181A17"/>
+        </w:rPr>
+      </w:pPr>
+    </w:p>
+    <w:p>
+      <w:pPr>
+        <w:rPr>
+          <w:i/>
+          <w:color w:val="181A17"/>
+        </w:rPr>
+      </w:pPr>
+    </w:p>
+    <w:p>
+      <w:pPr>
+        <w:rPr>
+          <w:i/>
+          <w:color w:val="181A17"/>
+        </w:rPr>
+      </w:pPr>
+    </w:p>
+    <w:p>
+      <w:pPr>
+        <w:rPr>
+          <w:i/>
+          <w:color w:val="181A17"/>
+        </w:rPr>
+      </w:pPr>
+    </w:p>
+    <w:p>
+      <w:pPr>
+        <w:rPr>
+          <w:i/>
+          <w:color w:val="181A17"/>
+        </w:rPr>
+      </w:pPr>
+    </w:p>
+    <w:p>
+      <w:pPr>
+        <w:rPr>
+          <w:i/>
+          <w:color w:val="181A17"/>
+        </w:rPr>
+      </w:pPr>
+    </w:p>
+    <w:p>
+      <w:pPr>
+        <w:rPr>
+          <w:i/>
+          <w:color w:val="181A17"/>
+        </w:rPr>
+      </w:pPr>
+    </w:p>
+    <w:p>
+      <w:pPr>
+        <w:rPr>
+          <w:i/>
+          <w:color w:val="181A17"/>
+        </w:rPr>
+      </w:pPr>
+    </w:p>
+    <w:p>
+      <w:pPr>
+        <w:rPr>
+          <w:i/>
+          <w:color w:val="181A17"/>
+        </w:rPr>
+      </w:pPr>
+    </w:p>
+    <w:p>
+      <w:pPr>
+        <w:rPr>
+          <w:i/>
+          <w:color w:val="181A17"/>
+        </w:rPr>
+      </w:pPr>
+    </w:p>
+    <w:p>
+      <w:pPr>
+        <w:rPr>
+          <w:i/>
+          <w:color w:val="181A17"/>
+        </w:rPr>
+      </w:pPr>
+    </w:p>
+    <w:p>
+      <w:pPr>
+        <w:pStyle w:val="1a"/>
+        <w:jc w:val="center"/>
+        <w:rPr>
+          <w:rFonts w:asciiTheme="minorHAnsi" w:hAnsiTheme="minorHAnsi" w:cstheme="minorHAnsi"/>
+          <w:b/>
+          <w:bCs/>
+          <w:color w:val="auto"/>
+          <w:sz w:val="24"/>
+          <w:szCs w:val="24"/>
+        </w:rPr>
+      </w:pPr>
+      <w:r>
+        <w:rPr>
+          <w:rFonts w:asciiTheme="minorHAnsi" w:hAnsiTheme="minorHAnsi" w:cstheme="minorHAnsi"/>
+          <w:b/>
+          <w:bCs/>
+          <w:color w:val="auto"/>
+          <w:sz w:val="24"/>
+          <w:szCs w:val="24"/>
+        </w:rPr>
+        <w:lastRenderedPageBreak/>
+        <w:t>ЗАКЛЮЧЕНИЕ</w:t>
+      </w:r>
+    </w:p>
+    <w:p>
+      <w:pPr>
+        <w:rPr>
+          <w:color w:val="181A17"/>
+        </w:rPr>
+      </w:pPr>
+    </w:p>
+    <w:p>
+      <w:pPr>
+        <w:rPr>
+          <w:color w:val="181A17"/>
+        </w:rPr>
+      </w:pPr>
+      <w:r>
+        <w:rPr>
           <w:color w:val="181A17"/>
           <w:highlight w:val="yellow"/>
         </w:rPr>
-        <w:t xml:space="preserve">Формулировка формальных требований к функционалу программного обеспечения, </w:t>
-      </w:r>
-    </w:p>
-    <w:p>
-      <w:pPr>
-        <w:rPr>
-          <w:i/>
-          <w:color w:val="181A17"/>
-        </w:rPr>
-      </w:pPr>
-      <w:r>
-        <w:rPr>
-          <w:i/>
-          <w:color w:val="181A17"/>
-          <w:highlight w:val="yellow"/>
-        </w:rPr>
-        <w:t xml:space="preserve">интерфейсу его компонент и </w:t>
-      </w:r>
-      <w:proofErr w:type="spellStart"/>
-      <w:r>
-        <w:rPr>
-          <w:i/>
-          <w:color w:val="181A17"/>
-          <w:highlight w:val="yellow"/>
-        </w:rPr>
-        <w:t>тп</w:t>
-      </w:r>
-      <w:proofErr w:type="spellEnd"/>
-      <w:r>
-        <w:rPr>
-          <w:i/>
-          <w:color w:val="181A17"/>
-          <w:highlight w:val="yellow"/>
-        </w:rPr>
-        <w:t>.</w:t>
-      </w:r>
-      <w:r>
-        <w:rPr>
-          <w:i/>
-          <w:color w:val="181A17"/>
-        </w:rPr>
-        <w:t xml:space="preserve"> </w:t>
-      </w:r>
-    </w:p>
-    <w:p>
-      <w:pPr>
+        <w:t>в котором анализируется проведенная работа в целом, дальнейшие пути исследований и т.п.;</w:t>
+      </w:r>
+    </w:p>
+    <w:p>
+      <w:pPr>
+        <w:rPr>
+          <w:color w:val="181A17"/>
+        </w:rPr>
+      </w:pPr>
+    </w:p>
+    <w:p>
+      <w:pPr>
+        <w:rPr>
+          <w:color w:val="181A17"/>
+        </w:rPr>
+      </w:pPr>
+    </w:p>
+    <w:p>
+      <w:pPr>
+        <w:rPr>
+          <w:color w:val="181A17"/>
+        </w:rPr>
+      </w:pPr>
+    </w:p>
+    <w:p>
+      <w:pPr>
+        <w:rPr>
+          <w:color w:val="181A17"/>
+        </w:rPr>
+      </w:pPr>
+    </w:p>
+    <w:p>
+      <w:pPr>
+        <w:rPr>
+          <w:color w:val="181A17"/>
+        </w:rPr>
+      </w:pPr>
+    </w:p>
+    <w:p>
+      <w:pPr>
+        <w:rPr>
+          <w:color w:val="181A17"/>
+        </w:rPr>
+      </w:pPr>
+    </w:p>
+    <w:p>
+      <w:pPr>
+        <w:rPr>
+          <w:color w:val="181A17"/>
+        </w:rPr>
+      </w:pPr>
+    </w:p>
+    <w:p>
+      <w:pPr>
+        <w:rPr>
+          <w:color w:val="181A17"/>
+        </w:rPr>
+      </w:pPr>
+    </w:p>
+    <w:p>
+      <w:pPr>
+        <w:rPr>
+          <w:color w:val="181A17"/>
+        </w:rPr>
+      </w:pPr>
+    </w:p>
+    <w:p>
+      <w:pPr>
+        <w:rPr>
+          <w:color w:val="181A17"/>
+        </w:rPr>
+      </w:pPr>
+    </w:p>
+    <w:p>
+      <w:pPr>
+        <w:rPr>
+          <w:color w:val="181A17"/>
+        </w:rPr>
+      </w:pPr>
+    </w:p>
+    <w:p>
+      <w:pPr>
+        <w:rPr>
+          <w:color w:val="181A17"/>
+        </w:rPr>
+      </w:pPr>
+    </w:p>
+    <w:p>
+      <w:pPr>
+        <w:rPr>
+          <w:color w:val="181A17"/>
+        </w:rPr>
+      </w:pPr>
+    </w:p>
+    <w:p>
+      <w:pPr>
+        <w:rPr>
+          <w:color w:val="181A17"/>
+        </w:rPr>
+      </w:pPr>
+    </w:p>
+    <w:p>
+      <w:pPr>
+        <w:rPr>
+          <w:color w:val="181A17"/>
+        </w:rPr>
+      </w:pPr>
+    </w:p>
+    <w:p>
+      <w:pPr>
+        <w:rPr>
+          <w:color w:val="181A17"/>
+        </w:rPr>
+      </w:pPr>
+    </w:p>
+    <w:p>
+      <w:pPr>
+        <w:rPr>
+          <w:color w:val="181A17"/>
+        </w:rPr>
+      </w:pPr>
+    </w:p>
+    <w:p>
+      <w:pPr>
+        <w:rPr>
+          <w:color w:val="181A17"/>
+        </w:rPr>
+      </w:pPr>
+    </w:p>
+    <w:p>
+      <w:pPr>
+        <w:rPr>
+          <w:color w:val="181A17"/>
+        </w:rPr>
+      </w:pPr>
+    </w:p>
+    <w:p>
+      <w:pPr>
+        <w:rPr>
+          <w:color w:val="181A17"/>
+        </w:rPr>
+      </w:pPr>
+    </w:p>
+    <w:p>
+      <w:pPr>
+        <w:rPr>
+          <w:color w:val="181A17"/>
+        </w:rPr>
+      </w:pPr>
+    </w:p>
+    <w:p>
+      <w:pPr>
+        <w:rPr>
+          <w:color w:val="181A17"/>
+        </w:rPr>
+      </w:pPr>
+    </w:p>
+    <w:p>
+      <w:pPr>
+        <w:rPr>
+          <w:color w:val="181A17"/>
+        </w:rPr>
+      </w:pPr>
+    </w:p>
+    <w:p>
+      <w:pPr>
+        <w:rPr>
+          <w:color w:val="181A17"/>
+        </w:rPr>
+      </w:pPr>
+    </w:p>
+    <w:p>
+      <w:pPr>
+        <w:rPr>
+          <w:color w:val="181A17"/>
+        </w:rPr>
+      </w:pPr>
+    </w:p>
+    <w:p>
+      <w:pPr>
+        <w:rPr>
+          <w:color w:val="181A17"/>
+        </w:rPr>
+      </w:pPr>
+    </w:p>
+    <w:p>
+      <w:pPr>
+        <w:pStyle w:val="1a"/>
         <w:jc w:val="center"/>
         <w:rPr>
-          <w:rFonts w:ascii="Times New Roman" w:hAnsi="Times New Roman"/>
+          <w:rFonts w:asciiTheme="minorHAnsi" w:hAnsiTheme="minorHAnsi" w:cstheme="minorHAnsi"/>
           <w:b/>
-          <w:color w:val="181A17"/>
-        </w:rPr>
-      </w:pPr>
-    </w:p>
-    <w:p>
-      <w:pPr>
-        <w:jc w:val="center"/>
-        <w:rPr>
-          <w:rFonts w:ascii="Times New Roman" w:hAnsi="Times New Roman"/>
+          <w:bCs/>
+          <w:color w:val="auto"/>
+          <w:sz w:val="24"/>
+          <w:szCs w:val="24"/>
+        </w:rPr>
+      </w:pPr>
+      <w:r>
+        <w:rPr>
+          <w:rFonts w:asciiTheme="minorHAnsi" w:hAnsiTheme="minorHAnsi" w:cstheme="minorHAnsi"/>
           <w:b/>
-          <w:color w:val="181A17"/>
-        </w:rPr>
-      </w:pPr>
-      <w:r>
-        <w:rPr>
-          <w:rFonts w:ascii="Times New Roman" w:hAnsi="Times New Roman"/>
-          <w:b/>
-          <w:color w:val="181A17"/>
-        </w:rPr>
-        <w:t>ВЫБОР ПРОГРАМННЫХ СРЕДСТВ</w:t>
-      </w:r>
-    </w:p>
-    <w:p>
-      <w:pPr>
-        <w:rPr>
-          <w:i/>
-          <w:color w:val="181A17"/>
-          <w:highlight w:val="yellow"/>
-        </w:rPr>
-      </w:pPr>
-      <w:r>
-        <w:rPr>
-          <w:i/>
-          <w:color w:val="181A17"/>
-          <w:highlight w:val="yellow"/>
-        </w:rPr>
-        <w:t xml:space="preserve">Описание стека программных инструментариев, технологий, языков программирования и </w:t>
-      </w:r>
-      <w:proofErr w:type="spellStart"/>
-      <w:r>
-        <w:rPr>
-          <w:i/>
-          <w:color w:val="181A17"/>
-          <w:highlight w:val="yellow"/>
-        </w:rPr>
-        <w:t>тп</w:t>
-      </w:r>
-      <w:proofErr w:type="spellEnd"/>
-      <w:r>
-        <w:rPr>
-          <w:i/>
-          <w:color w:val="181A17"/>
-          <w:highlight w:val="yellow"/>
-        </w:rPr>
-        <w:t>, выбранных для реализации ПО, с пояснением их положительных характеристик и мотивации сделать выбор именно в их пользу.</w:t>
-      </w:r>
-    </w:p>
-    <w:p>
-      <w:pPr>
-        <w:rPr>
-          <w:i/>
-          <w:color w:val="181A17"/>
-        </w:rPr>
-      </w:pPr>
-      <w:r>
-        <w:rPr>
-          <w:i/>
-          <w:color w:val="181A17"/>
-          <w:highlight w:val="yellow"/>
-        </w:rPr>
-        <w:t xml:space="preserve">Вполне допускается копирование текста официальной документации с указанием источника, авторский перевод документации с иностранного языка и </w:t>
-      </w:r>
-      <w:proofErr w:type="spellStart"/>
-      <w:r>
-        <w:rPr>
-          <w:i/>
-          <w:color w:val="181A17"/>
-          <w:highlight w:val="yellow"/>
-        </w:rPr>
-        <w:t>тп</w:t>
-      </w:r>
-      <w:proofErr w:type="spellEnd"/>
-      <w:r>
-        <w:rPr>
-          <w:i/>
-          <w:color w:val="181A17"/>
-          <w:highlight w:val="yellow"/>
-        </w:rPr>
-        <w:t>.</w:t>
-      </w:r>
-    </w:p>
-    <w:p>
-      <w:pPr>
-        <w:jc w:val="center"/>
-        <w:rPr>
-          <w:rFonts w:ascii="Times New Roman" w:hAnsi="Times New Roman"/>
-          <w:b/>
-          <w:color w:val="181A17"/>
-        </w:rPr>
-      </w:pPr>
-    </w:p>
-    <w:p>
-      <w:pPr>
-        <w:jc w:val="center"/>
-        <w:rPr>
-          <w:rFonts w:ascii="Times New Roman" w:hAnsi="Times New Roman"/>
-          <w:b/>
-          <w:color w:val="181A17"/>
-        </w:rPr>
-      </w:pPr>
-      <w:r>
-        <w:rPr>
-          <w:rFonts w:ascii="Times New Roman" w:hAnsi="Times New Roman"/>
-          <w:b/>
-          <w:color w:val="181A17"/>
-        </w:rPr>
-        <w:t>ПРОГРАММНАЯ РЕАЛИЗАЦИЯ</w:t>
-      </w:r>
-    </w:p>
-    <w:p>
-      <w:pPr>
-        <w:rPr>
-          <w:i/>
-          <w:color w:val="181A17"/>
-          <w:highlight w:val="yellow"/>
-        </w:rPr>
-      </w:pPr>
-      <w:r>
-        <w:rPr>
-          <w:i/>
-          <w:color w:val="181A17"/>
-          <w:highlight w:val="yellow"/>
-        </w:rPr>
-        <w:t xml:space="preserve">Описание архитектуры программного средства, приведение листингов основных программных компонент/функций с описанием входных параметров и возвращаемого результата, структура БД и </w:t>
-      </w:r>
-      <w:proofErr w:type="spellStart"/>
-      <w:r>
-        <w:rPr>
-          <w:i/>
-          <w:color w:val="181A17"/>
-          <w:highlight w:val="yellow"/>
-        </w:rPr>
-        <w:t>тп</w:t>
-      </w:r>
-      <w:proofErr w:type="spellEnd"/>
-      <w:r>
-        <w:rPr>
-          <w:i/>
-          <w:color w:val="181A17"/>
-          <w:highlight w:val="yellow"/>
-        </w:rPr>
-        <w:t>.</w:t>
-      </w:r>
-    </w:p>
-    <w:p>
-      <w:pPr>
-        <w:rPr>
-          <w:i/>
-          <w:color w:val="181A17"/>
-        </w:rPr>
-      </w:pPr>
-      <w:r>
-        <w:rPr>
-          <w:i/>
-          <w:color w:val="181A17"/>
-          <w:highlight w:val="yellow"/>
-        </w:rPr>
-        <w:t>В данном разделе должна быть размещена информация, позволяющая оценить использование студентом навыков разработки программного обеспечения.</w:t>
-      </w:r>
-    </w:p>
-    <w:p>
-      <w:pPr>
-        <w:jc w:val="center"/>
-        <w:rPr>
-          <w:rFonts w:ascii="Times New Roman" w:hAnsi="Times New Roman"/>
-          <w:b/>
-          <w:color w:val="181A17"/>
-        </w:rPr>
-      </w:pPr>
-    </w:p>
-    <w:p>
-      <w:pPr>
-        <w:jc w:val="center"/>
-        <w:rPr>
-          <w:rFonts w:ascii="Times New Roman" w:hAnsi="Times New Roman"/>
-          <w:b/>
-          <w:color w:val="181A17"/>
-        </w:rPr>
-      </w:pPr>
-      <w:r>
-        <w:rPr>
-          <w:rFonts w:ascii="Times New Roman" w:hAnsi="Times New Roman"/>
-          <w:b/>
-          <w:color w:val="181A17"/>
-        </w:rPr>
-        <w:t>ОПИСАНИЕ ИНТЕРФЕЙСА ПОЛЬЗОВАТЕЛЯ</w:t>
-      </w:r>
-    </w:p>
-    <w:p>
-      <w:pPr>
-        <w:rPr>
-          <w:i/>
-          <w:color w:val="181A17"/>
-        </w:rPr>
-      </w:pPr>
-      <w:r>
-        <w:rPr>
-          <w:i/>
-          <w:color w:val="181A17"/>
-          <w:highlight w:val="yellow"/>
-        </w:rPr>
-        <w:t>Описание интерфейса ПО с точки зрения пользователя, основные скриншоты ПО и сопроводительный текст.</w:t>
-      </w:r>
-    </w:p>
-    <w:p>
-      <w:pPr>
-        <w:jc w:val="center"/>
-        <w:rPr>
-          <w:rFonts w:ascii="Times New Roman" w:hAnsi="Times New Roman"/>
-          <w:b/>
-          <w:color w:val="181A17"/>
-        </w:rPr>
-      </w:pPr>
-      <w:r>
-        <w:rPr>
-          <w:rFonts w:ascii="Times New Roman" w:hAnsi="Times New Roman"/>
-          <w:b/>
-          <w:color w:val="181A17"/>
-        </w:rPr>
-        <w:t>ЗАКЛЮЧЕНИЕ</w:t>
-      </w:r>
-    </w:p>
-    <w:p>
-      <w:pPr>
-        <w:rPr>
-          <w:color w:val="181A17"/>
-        </w:rPr>
-      </w:pPr>
-    </w:p>
-    <w:p>
-      <w:pPr>
-        <w:rPr>
-          <w:color w:val="181A17"/>
-        </w:rPr>
-      </w:pPr>
-      <w:r>
-        <w:rPr>
-          <w:color w:val="181A17"/>
-          <w:highlight w:val="yellow"/>
-        </w:rPr>
-        <w:t>в котором анализируется проведенная работа в целом, дальнейшие пути исследований и т.п.;</w:t>
-      </w:r>
-    </w:p>
-    <w:p>
-      <w:pPr>
-        <w:jc w:val="center"/>
-        <w:rPr>
-          <w:rFonts w:ascii="Times New Roman" w:hAnsi="Times New Roman"/>
-          <w:b/>
-          <w:color w:val="181A17"/>
-        </w:rPr>
-      </w:pPr>
-      <w:r>
-        <w:rPr>
-          <w:rFonts w:ascii="Times New Roman" w:hAnsi="Times New Roman"/>
-          <w:b/>
-          <w:color w:val="181A17"/>
-        </w:rPr>
+          <w:bCs/>
+          <w:color w:val="auto"/>
+          <w:sz w:val="24"/>
+          <w:szCs w:val="24"/>
+        </w:rPr>
+        <w:lastRenderedPageBreak/>
         <w:t>СПИСОК ИСПОЛЬЗОВАННОЙ ЛИТЕРАТУРЫ</w:t>
       </w:r>
     </w:p>
@@ -7736,12 +9626,12 @@
       </w:pPr>
     </w:p>
     <w:sectPr>
-      <w:headerReference w:type="even" r:id="rId7"/>
-      <w:headerReference w:type="default" r:id="rId8"/>
-      <w:footerReference w:type="even" r:id="rId9"/>
-      <w:footerReference w:type="default" r:id="rId10"/>
-      <w:headerReference w:type="first" r:id="rId11"/>
-      <w:footerReference w:type="first" r:id="rId12"/>
+      <w:headerReference w:type="even" r:id="rId8"/>
+      <w:headerReference w:type="default" r:id="rId9"/>
+      <w:footerReference w:type="even" r:id="rId10"/>
+      <w:footerReference w:type="default" r:id="rId11"/>
+      <w:headerReference w:type="first" r:id="rId12"/>
+      <w:footerReference w:type="first" r:id="rId13"/>
       <w:pgSz w:w="11906" w:h="16838"/>
       <w:pgMar w:top="1134" w:right="567" w:bottom="1134" w:left="1134" w:header="708" w:footer="708" w:gutter="0"/>
       <w:pgNumType w:start="1"/>
@@ -8107,6 +9997,126 @@
     </w:pPr>
   </w:p>
 </w:hdr>
+</file>
+
+<file path=word/numbering.xml><?xml version="1.0" encoding="utf-8"?>
+<w:numbering xmlns:wpc="http://schemas.microsoft.com/office/word/2010/wordprocessingCanvas" xmlns:cx="http://schemas.microsoft.com/office/drawing/2014/chartex" xmlns:cx1="http://schemas.microsoft.com/office/drawing/2015/9/8/chartex" xmlns:cx2="http://schemas.microsoft.com/office/drawing/2015/10/21/chartex" xmlns:cx3="http://schemas.microsoft.com/office/drawing/2016/5/9/chartex" xmlns:cx4="http://schemas.microsoft.com/office/drawing/2016/5/10/chartex" xmlns:cx5="http://schemas.microsoft.com/office/drawing/2016/5/11/chartex" xmlns:cx6="http://schemas.microsoft.com/office/drawing/2016/5/12/chartex" xmlns:cx7="http://schemas.microsoft.com/office/drawing/2016/5/13/chartex" xmlns:cx8="http://schemas.microsoft.com/office/drawing/2016/5/14/chartex" xmlns:mc="http://schemas.openxmlformats.org/markup-compatibility/2006" xmlns:aink="http://schemas.microsoft.com/office/drawing/2016/ink" xmlns:am3d="http://schemas.microsoft.com/office/drawing/2017/model3d" xmlns:o="urn:schemas-microsoft-com:office:office" xmlns:oel="http://schemas.microsoft.com/office/2019/extlst" xmlns:r="http://schemas.openxmlformats.org/officeDocument/2006/relationships" xmlns:m="http://schemas.openxmlformats.org/officeDocument/2006/math" xmlns:v="urn:schemas-microsoft-com:vml" xmlns:wp14="http://schemas.microsoft.com/office/word/2010/wordprocessingDrawing" xmlns:wp="http://schemas.openxmlformats.org/drawingml/2006/wordprocessingDrawing" xmlns:w10="urn:schemas-microsoft-com:office:word" xmlns:w="http://schemas.openxmlformats.org/wordprocessingml/2006/main" xmlns:w14="http://schemas.microsoft.com/office/word/2010/wordml" xmlns:w15="http://schemas.microsoft.com/office/word/2012/wordml" xmlns:w16cex="http://schemas.microsoft.com/office/word/2018/wordml/cex" xmlns:w16cid="http://schemas.microsoft.com/office/word/2016/wordml/cid" xmlns:w16="http://schemas.microsoft.com/office/word/2018/wordml" xmlns:w16du="http://schemas.microsoft.com/office/word/2023/wordml/word16du" xmlns:w16sdtdh="http://schemas.microsoft.com/office/word/2020/wordml/sdtdatahash" xmlns:w16sdtfl="http://schemas.microsoft.com/office/word/2024/wordml/sdtformatlock" xmlns:w16se="http://schemas.microsoft.com/office/word/2015/wordml/symex" xmlns:wpg="http://schemas.microsoft.com/office/word/2010/wordprocessingGroup" xmlns:wpi="http://schemas.microsoft.com/office/word/2010/wordprocessingInk" xmlns:wne="http://schemas.microsoft.com/office/word/2006/wordml" xmlns:wps="http://schemas.microsoft.com/office/word/2010/wordprocessingShape" mc:Ignorable="w14 w15 w16se w16cid w16 w16cex w16sdtdh w16sdtfl w16du wp14">
+  <w:abstractNum w:abstractNumId="0" w15:restartNumberingAfterBreak="0">
+    <w:nsid w:val="3B7B30A3"/>
+    <w:multiLevelType w:val="hybridMultilevel"/>
+    <w:tmpl w:val="3DB80EA8"/>
+    <w:lvl w:ilvl="0" w:tplc="70CCA722">
+      <w:numFmt w:val="bullet"/>
+      <w:lvlText w:val=""/>
+      <w:lvlJc w:val="left"/>
+      <w:pPr>
+        <w:ind w:left="720" w:hanging="360"/>
+      </w:pPr>
+      <w:rPr>
+        <w:rFonts w:ascii="Symbol" w:eastAsia="DejaVu Sans" w:hAnsi="Symbol" w:cs="Droid Sans" w:hint="default"/>
+      </w:rPr>
+    </w:lvl>
+    <w:lvl w:ilvl="1" w:tplc="04190003" w:tentative="1">
+      <w:start w:val="1"/>
+      <w:numFmt w:val="bullet"/>
+      <w:lvlText w:val="o"/>
+      <w:lvlJc w:val="left"/>
+      <w:pPr>
+        <w:ind w:left="1440" w:hanging="360"/>
+      </w:pPr>
+      <w:rPr>
+        <w:rFonts w:ascii="Courier New" w:hAnsi="Courier New" w:cs="Courier New" w:hint="default"/>
+      </w:rPr>
+    </w:lvl>
+    <w:lvl w:ilvl="2" w:tplc="04190005" w:tentative="1">
+      <w:start w:val="1"/>
+      <w:numFmt w:val="bullet"/>
+      <w:lvlText w:val=""/>
+      <w:lvlJc w:val="left"/>
+      <w:pPr>
+        <w:ind w:left="2160" w:hanging="360"/>
+      </w:pPr>
+      <w:rPr>
+        <w:rFonts w:ascii="Wingdings" w:hAnsi="Wingdings" w:hint="default"/>
+      </w:rPr>
+    </w:lvl>
+    <w:lvl w:ilvl="3" w:tplc="04190001" w:tentative="1">
+      <w:start w:val="1"/>
+      <w:numFmt w:val="bullet"/>
+      <w:lvlText w:val=""/>
+      <w:lvlJc w:val="left"/>
+      <w:pPr>
+        <w:ind w:left="2880" w:hanging="360"/>
+      </w:pPr>
+      <w:rPr>
+        <w:rFonts w:ascii="Symbol" w:hAnsi="Symbol" w:hint="default"/>
+      </w:rPr>
+    </w:lvl>
+    <w:lvl w:ilvl="4" w:tplc="04190003" w:tentative="1">
+      <w:start w:val="1"/>
+      <w:numFmt w:val="bullet"/>
+      <w:lvlText w:val="o"/>
+      <w:lvlJc w:val="left"/>
+      <w:pPr>
+        <w:ind w:left="3600" w:hanging="360"/>
+      </w:pPr>
+      <w:rPr>
+        <w:rFonts w:ascii="Courier New" w:hAnsi="Courier New" w:cs="Courier New" w:hint="default"/>
+      </w:rPr>
+    </w:lvl>
+    <w:lvl w:ilvl="5" w:tplc="04190005" w:tentative="1">
+      <w:start w:val="1"/>
+      <w:numFmt w:val="bullet"/>
+      <w:lvlText w:val=""/>
+      <w:lvlJc w:val="left"/>
+      <w:pPr>
+        <w:ind w:left="4320" w:hanging="360"/>
+      </w:pPr>
+      <w:rPr>
+        <w:rFonts w:ascii="Wingdings" w:hAnsi="Wingdings" w:hint="default"/>
+      </w:rPr>
+    </w:lvl>
+    <w:lvl w:ilvl="6" w:tplc="04190001" w:tentative="1">
+      <w:start w:val="1"/>
+      <w:numFmt w:val="bullet"/>
+      <w:lvlText w:val=""/>
+      <w:lvlJc w:val="left"/>
+      <w:pPr>
+        <w:ind w:left="5040" w:hanging="360"/>
+      </w:pPr>
+      <w:rPr>
+        <w:rFonts w:ascii="Symbol" w:hAnsi="Symbol" w:hint="default"/>
+      </w:rPr>
+    </w:lvl>
+    <w:lvl w:ilvl="7" w:tplc="04190003" w:tentative="1">
+      <w:start w:val="1"/>
+      <w:numFmt w:val="bullet"/>
+      <w:lvlText w:val="o"/>
+      <w:lvlJc w:val="left"/>
+      <w:pPr>
+        <w:ind w:left="5760" w:hanging="360"/>
+      </w:pPr>
+      <w:rPr>
+        <w:rFonts w:ascii="Courier New" w:hAnsi="Courier New" w:cs="Courier New" w:hint="default"/>
+      </w:rPr>
+    </w:lvl>
+    <w:lvl w:ilvl="8" w:tplc="04190005" w:tentative="1">
+      <w:start w:val="1"/>
+      <w:numFmt w:val="bullet"/>
+      <w:lvlText w:val=""/>
+      <w:lvlJc w:val="left"/>
+      <w:pPr>
+        <w:ind w:left="6480" w:hanging="360"/>
+      </w:pPr>
+      <w:rPr>
+        <w:rFonts w:ascii="Wingdings" w:hAnsi="Wingdings" w:hint="default"/>
+      </w:rPr>
+    </w:lvl>
+  </w:abstractNum>
+  <w:num w:numId="1" w16cid:durableId="1209880148">
+    <w:abstractNumId w:val="0"/>
+  </w:num>
+</w:numbering>
 </file>
 
 <file path=word/styles.xml><?xml version="1.0" encoding="utf-8"?>
@@ -9426,6 +11436,20 @@
     <w:basedOn w:val="a"/>
     <w:qFormat/>
   </w:style>
+  <w:style w:type="paragraph" w:styleId="af4">
+    <w:name w:val="List Paragraph"/>
+    <w:basedOn w:val="a"/>
+    <w:uiPriority w:val="99"/>
+    <w:unhideWhenUsed/>
+    <w:rsid w:val="00C04D1E"/>
+    <w:pPr>
+      <w:ind w:left="720"/>
+      <w:contextualSpacing/>
+    </w:pPr>
+    <w:rPr>
+      <w:rFonts w:cs="Mangal"/>
+    </w:rPr>
+  </w:style>
 </w:styles>
 </file>
 

--- a/Отчет/Производственная практика. Отчёт. Дорогин Никита ИП-312.docx
+++ b/Отчет/Производственная практика. Отчёт. Дорогин Никита ИП-312.docx
@@ -7450,91 +7450,75 @@
     <w:p>
       <w:pPr>
         <w:rPr>
-          <w:i/>
-          <w:color w:val="181A17"/>
-          <w:highlight w:val="yellow"/>
-        </w:rPr>
-      </w:pPr>
-      <w:r>
-        <w:rPr>
-          <w:i/>
-          <w:color w:val="181A17"/>
-          <w:highlight w:val="yellow"/>
-        </w:rPr>
-        <w:t>Обоснование выбора тем, обзор существующих аналогов.</w:t>
-      </w:r>
-    </w:p>
-    <w:p>
-      <w:pPr>
-        <w:rPr>
-          <w:i/>
-          <w:color w:val="181A17"/>
-        </w:rPr>
-      </w:pPr>
-      <w:r>
-        <w:rPr>
-          <w:i/>
-          <w:color w:val="181A17"/>
-          <w:highlight w:val="yellow"/>
-        </w:rPr>
-        <w:t>В качестве обоснования выбора темы может выступать описание ее актуальности или, например, желание студента получить опыт разработки ПО в конкретной сфере</w:t>
-      </w:r>
-    </w:p>
-    <w:p>
-      <w:pPr>
-        <w:rPr>
-          <w:i/>
-          <w:color w:val="181A17"/>
-        </w:rPr>
-      </w:pPr>
-    </w:p>
-    <w:p>
-      <w:pPr>
-        <w:rPr>
-          <w:i/>
-          <w:color w:val="181A17"/>
-        </w:rPr>
-      </w:pPr>
-    </w:p>
-    <w:p>
-      <w:pPr>
-        <w:rPr>
-          <w:i/>
-          <w:color w:val="181A17"/>
-        </w:rPr>
-      </w:pPr>
-    </w:p>
-    <w:p>
-      <w:pPr>
-        <w:rPr>
-          <w:i/>
-          <w:color w:val="181A17"/>
-        </w:rPr>
-      </w:pPr>
-    </w:p>
-    <w:p>
-      <w:pPr>
-        <w:rPr>
-          <w:i/>
-          <w:color w:val="181A17"/>
-        </w:rPr>
-      </w:pPr>
-    </w:p>
-    <w:p>
-      <w:pPr>
-        <w:rPr>
-          <w:i/>
-          <w:color w:val="181A17"/>
-        </w:rPr>
-      </w:pPr>
-    </w:p>
-    <w:p>
-      <w:pPr>
-        <w:rPr>
-          <w:i/>
-          <w:color w:val="181A17"/>
-        </w:rPr>
-      </w:pPr>
+          <w:iCs/>
+          <w:color w:val="181A17"/>
+        </w:rPr>
+      </w:pPr>
+      <w:r>
+        <w:rPr>
+          <w:iCs/>
+          <w:color w:val="181A17"/>
+        </w:rPr>
+        <w:t>В условиях современной рыночной экономики эффективность деятельности любого предприятия напрямую зависит от качества и скорости обработки информации. Бизнес-процессы в производственной сфере требуют оперативного учёта и контроля на всех этапах — от планирования закупок до отгрузки готовой продукции. Внедрение автоматизированных систем управления становится не просто конкурентным преимуществом, а обязательным условием выживания и устойчивого развития компании. Именно поэтому получение практических навыков разработки программного обеспечения для нужд реального сектора экономики является критически важным элементом профессиональной подготовки современного IT-специалиста.</w:t>
+      </w:r>
+    </w:p>
+    <w:p>
+      <w:pPr>
+        <w:rPr>
+          <w:iCs/>
+          <w:color w:val="181A17"/>
+        </w:rPr>
+      </w:pPr>
+      <w:r>
+        <w:rPr>
+          <w:iCs/>
+          <w:color w:val="181A17"/>
+        </w:rPr>
+        <w:t xml:space="preserve">Особую роль в этом процессе играет экосистема 1С: Предприятие. На сегодняшний день платформа 1С является безусловным лидером среди систем автоматизации управления и учёта на российском рынке. Её популярность обусловлена не только широким функционалом и адаптивностью под требования российского законодательства, но и огромным спросом на квалифицированных специалистов в этой области. Овладение </w:t>
+      </w:r>
+      <w:r>
+        <w:rPr>
+          <w:iCs/>
+          <w:color w:val="181A17"/>
+        </w:rPr>
+        <w:t>средствами разработки конфигураций в 1С</w:t>
+      </w:r>
+      <w:r>
+        <w:rPr>
+          <w:iCs/>
+          <w:color w:val="181A17"/>
+        </w:rPr>
+        <w:t xml:space="preserve"> </w:t>
+      </w:r>
+      <w:r>
+        <w:rPr>
+          <w:iCs/>
+          <w:color w:val="181A17"/>
+        </w:rPr>
+        <w:t>открывает широкие</w:t>
+      </w:r>
+      <w:r>
+        <w:rPr>
+          <w:iCs/>
+          <w:color w:val="181A17"/>
+        </w:rPr>
+        <w:t xml:space="preserve"> карьерные перспективы, позволяя решать задачи любой сложности — от настройки типовых конфигураций до разработки уникальных отраслевых решений.</w:t>
+      </w:r>
+    </w:p>
+    <w:p>
+      <w:pPr>
+        <w:rPr>
+          <w:iCs/>
+          <w:color w:val="181A17"/>
+        </w:rPr>
+      </w:pPr>
+      <w:r>
+        <w:rPr>
+          <w:iCs/>
+          <w:color w:val="181A17"/>
+        </w:rPr>
+        <w:t>Ввиду всего вышесказанного любой опыт разработки ПО в 1С является для меня бесценным.</w:t>
+      </w:r>
     </w:p>
     <w:p>
       <w:pPr>
@@ -8382,97 +8366,16 @@
     </w:p>
     <w:p>
       <w:pPr>
-        <w:rPr>
-          <w:i/>
-          <w:color w:val="181A17"/>
-          <w:highlight w:val="yellow"/>
-        </w:rPr>
-      </w:pPr>
-      <w:r>
-        <w:rPr>
-          <w:i/>
-          <w:color w:val="181A17"/>
-          <w:highlight w:val="yellow"/>
-        </w:rPr>
-        <w:t xml:space="preserve">Описание стека программных инструментариев, технологий, языков программирования и </w:t>
-      </w:r>
-      <w:proofErr w:type="spellStart"/>
-      <w:r>
-        <w:rPr>
-          <w:i/>
-          <w:color w:val="181A17"/>
-          <w:highlight w:val="yellow"/>
-        </w:rPr>
-        <w:t>тп</w:t>
-      </w:r>
-      <w:proofErr w:type="spellEnd"/>
-      <w:r>
-        <w:rPr>
-          <w:i/>
-          <w:color w:val="181A17"/>
-          <w:highlight w:val="yellow"/>
-        </w:rPr>
-        <w:t>, выбранных для реализации ПО, с пояснением их положительных характеристик и мотивации сделать выбор именно в их пользу.</w:t>
-      </w:r>
-    </w:p>
-    <w:p>
-      <w:pPr>
-        <w:rPr>
-          <w:iCs/>
-          <w:color w:val="181A17"/>
-        </w:rPr>
-      </w:pPr>
-      <w:r>
-        <w:rPr>
-          <w:i/>
-          <w:color w:val="181A17"/>
-          <w:highlight w:val="yellow"/>
-        </w:rPr>
-        <w:t xml:space="preserve">Вполне допускается копирование текста официальной документации с указанием источника, авторский перевод документации с иностранного языка и </w:t>
-      </w:r>
-      <w:proofErr w:type="spellStart"/>
-      <w:r>
-        <w:rPr>
-          <w:i/>
-          <w:color w:val="181A17"/>
-          <w:highlight w:val="yellow"/>
-        </w:rPr>
-        <w:t>тп</w:t>
-      </w:r>
-      <w:proofErr w:type="spellEnd"/>
-      <w:r>
-        <w:rPr>
-          <w:i/>
-          <w:color w:val="181A17"/>
-          <w:highlight w:val="yellow"/>
-        </w:rPr>
-        <w:t>.</w:t>
-      </w:r>
-    </w:p>
-    <w:p>
-      <w:pPr>
         <w:tabs>
           <w:tab w:val="left" w:pos="3576"/>
         </w:tabs>
         <w:rPr>
+          <w:b/>
+          <w:bCs/>
           <w:iCs/>
           <w:color w:val="181A17"/>
         </w:rPr>
       </w:pPr>
-      <w:r>
-        <w:rPr>
-          <w:iCs/>
-          <w:color w:val="181A17"/>
-        </w:rPr>
-        <w:t>Платформа 1С: Предприятие 8.</w:t>
-      </w:r>
-      <w:r>
-        <w:rPr>
-          <w:iCs/>
-          <w:color w:val="181A17"/>
-        </w:rPr>
-        <w:tab/>
-      </w:r>
     </w:p>
     <w:p>
       <w:pPr>
@@ -8480,16 +8383,47 @@
           <w:tab w:val="left" w:pos="3576"/>
         </w:tabs>
         <w:rPr>
+          <w:b/>
+          <w:bCs/>
           <w:iCs/>
           <w:color w:val="181A17"/>
         </w:rPr>
       </w:pPr>
       <w:r>
         <w:rPr>
+          <w:b/>
+          <w:bCs/>
           <w:iCs/>
           <w:color w:val="181A17"/>
         </w:rPr>
-        <w:t>Конфигуратор.</w:t>
+        <w:t>Платформа «1</w:t>
+      </w:r>
+      <w:r>
+        <w:rPr>
+          <w:b/>
+          <w:bCs/>
+          <w:iCs/>
+          <w:color w:val="181A17"/>
+        </w:rPr>
+        <w:t>С:Предприятие</w:t>
+      </w:r>
+      <w:r>
+        <w:rPr>
+          <w:b/>
+          <w:bCs/>
+          <w:iCs/>
+          <w:color w:val="181A17"/>
+        </w:rPr>
+        <w:t xml:space="preserve"> 8»</w:t>
+      </w:r>
+      <w:r>
+        <w:rPr>
+          <w:b/>
+          <w:bCs/>
+          <w:iCs/>
+          <w:color w:val="181A17"/>
+        </w:rPr>
+        <w:t>:</w:t>
       </w:r>
     </w:p>
     <w:p>
@@ -8507,7 +8441,7 @@
           <w:iCs/>
           <w:color w:val="181A17"/>
         </w:rPr>
-        <w:t>Встроенный язык платформы 1С.</w:t>
+        <w:t>Технологическая платформа «1С:Предприятие 8» является основой для создания всех прикладных решений. Её ключевая особенность — метаданные: разработчик не пишет код с нуля, а визуально конструирует структуру будущего приложения, описывая справочники, документы, регистры и другие объекты. Платформа берёт на себя хранение данных, управление правами доступа, базовую бизнес-логику и построение интерфейсов. Это позволяет сосредоточиться на предметной задаче (учёте выработки), а не на низкоуровневой реализации. Система успешно применяется для автоматизации более чем 1 500 000 организаций, что подтверждает её надёжность и востребованность.</w:t>
       </w:r>
     </w:p>
     <w:p>
@@ -8520,13 +8454,6 @@
           <w:color w:val="181A17"/>
         </w:rPr>
       </w:pPr>
-      <w:r>
-        <w:rPr>
-          <w:iCs/>
-          <w:color w:val="181A17"/>
-        </w:rPr>
-        <w:t>Язык запросов 1С.</w:t>
-      </w:r>
     </w:p>
     <w:p>
       <w:pPr>
@@ -8534,16 +8461,29 @@
           <w:tab w:val="left" w:pos="3576"/>
         </w:tabs>
         <w:rPr>
+          <w:b/>
+          <w:bCs/>
           <w:iCs/>
           <w:color w:val="181A17"/>
         </w:rPr>
       </w:pPr>
       <w:r>
         <w:rPr>
+          <w:b/>
+          <w:bCs/>
           <w:iCs/>
           <w:color w:val="181A17"/>
         </w:rPr>
-        <w:t>Язык выражений схемы компоновки данных 1С.</w:t>
+        <w:t>Конфигуратор (Толстый клиент)</w:t>
+      </w:r>
+      <w:r>
+        <w:rPr>
+          <w:b/>
+          <w:bCs/>
+          <w:iCs/>
+          <w:color w:val="181A17"/>
+        </w:rPr>
+        <w:t>:</w:t>
       </w:r>
     </w:p>
     <w:p>
@@ -8556,6 +8496,13 @@
           <w:color w:val="181A17"/>
         </w:rPr>
       </w:pPr>
+      <w:r>
+        <w:rPr>
+          <w:iCs/>
+          <w:color w:val="181A17"/>
+        </w:rPr>
+        <w:t>Конфигуратор — это специализированная среда разработки, входящая в состав платформы. Именно в нём создаются и модифицируются все объекты конфигурации: определяются структуры справочников, логика документов, формы и отчёты. Использование Конфигуратора позволяет:</w:t>
+      </w:r>
     </w:p>
     <w:p>
       <w:pPr>
@@ -8567,6 +8514,13 @@
           <w:color w:val="181A17"/>
         </w:rPr>
       </w:pPr>
+      <w:r>
+        <w:rPr>
+          <w:iCs/>
+          <w:color w:val="181A17"/>
+        </w:rPr>
+        <w:t>Визуально проектировать приложение: добавлять новые объекты и настраивать их свойства без написания объемного кода.</w:t>
+      </w:r>
     </w:p>
     <w:p>
       <w:pPr>
@@ -8578,6 +8532,13 @@
           <w:color w:val="181A17"/>
         </w:rPr>
       </w:pPr>
+      <w:r>
+        <w:rPr>
+          <w:iCs/>
+          <w:color w:val="181A17"/>
+        </w:rPr>
+        <w:t>Разрабатывать программные модули на встроенном языке для реализации уникальной бизнес-логики.</w:t>
+      </w:r>
     </w:p>
     <w:p>
       <w:pPr>
@@ -8589,6 +8550,13 @@
           <w:color w:val="181A17"/>
         </w:rPr>
       </w:pPr>
+      <w:r>
+        <w:rPr>
+          <w:iCs/>
+          <w:color w:val="181A17"/>
+        </w:rPr>
+        <w:t>Отлаживать и тестировать решение в процессе разработки.</w:t>
+      </w:r>
     </w:p>
     <w:p>
       <w:pPr>
@@ -8600,6 +8568,13 @@
           <w:color w:val="181A17"/>
         </w:rPr>
       </w:pPr>
+      <w:r>
+        <w:rPr>
+          <w:iCs/>
+          <w:color w:val="181A17"/>
+        </w:rPr>
+        <w:t>Хотя существуют тонкий и веб-клиенты для конечных пользователей, именно толстый клиент (Конфигуратор) предоставляет полный набор инструментов, необходимых для разработки.</w:t>
+      </w:r>
     </w:p>
     <w:p>
       <w:pPr>
@@ -8607,6 +8582,8 @@
           <w:tab w:val="left" w:pos="3576"/>
         </w:tabs>
         <w:rPr>
+          <w:b/>
+          <w:bCs/>
           <w:iCs/>
           <w:color w:val="181A17"/>
         </w:rPr>
@@ -8618,10 +8595,30 @@
           <w:tab w:val="left" w:pos="3576"/>
         </w:tabs>
         <w:rPr>
+          <w:b/>
+          <w:bCs/>
           <w:iCs/>
           <w:color w:val="181A17"/>
         </w:rPr>
       </w:pPr>
+      <w:r>
+        <w:rPr>
+          <w:b/>
+          <w:bCs/>
+          <w:iCs/>
+          <w:color w:val="181A17"/>
+        </w:rPr>
+        <w:t>Встроенный язык платформы 1С</w:t>
+      </w:r>
+      <w:r>
+        <w:rPr>
+          <w:b/>
+          <w:bCs/>
+          <w:iCs/>
+          <w:color w:val="181A17"/>
+        </w:rPr>
+        <w:t>:</w:t>
+      </w:r>
     </w:p>
     <w:p>
       <w:pPr>
@@ -8633,6 +8630,13 @@
           <w:color w:val="181A17"/>
         </w:rPr>
       </w:pPr>
+      <w:r>
+        <w:rPr>
+          <w:iCs/>
+          <w:color w:val="181A17"/>
+        </w:rPr>
+        <w:t>Это предметно-ориентированный язык, специально разработанный для автоматизации бизнес-задач. Его ключевые преимущества для нашей работы:</w:t>
+      </w:r>
     </w:p>
     <w:p>
       <w:pPr>
@@ -8644,6 +8648,13 @@
           <w:color w:val="181A17"/>
         </w:rPr>
       </w:pPr>
+      <w:r>
+        <w:rPr>
+          <w:iCs/>
+          <w:color w:val="181A17"/>
+        </w:rPr>
+        <w:t>Событийная модель: код выполняется в ответ на действия пользователя или системные события (например, запись документа, открытие формы), что идеально подходит для интерактивных приложений.</w:t>
+      </w:r>
     </w:p>
     <w:p>
       <w:pPr>
@@ -8655,6 +8666,13 @@
           <w:color w:val="181A17"/>
         </w:rPr>
       </w:pPr>
+      <w:r>
+        <w:rPr>
+          <w:iCs/>
+          <w:color w:val="181A17"/>
+        </w:rPr>
+        <w:t>Мягкая типизация и наличие англоязычного и русскоязычного синтаксиса, что упрощает написание и чтение кода.</w:t>
+      </w:r>
     </w:p>
     <w:p>
       <w:pPr>
@@ -8666,6 +8684,13 @@
           <w:color w:val="181A17"/>
         </w:rPr>
       </w:pPr>
+      <w:r>
+        <w:rPr>
+          <w:iCs/>
+          <w:color w:val="181A17"/>
+        </w:rPr>
+        <w:t>Наличие универсальных коллекций (Массив, Структура, ТаблицаЗначений, ДеревоЗначений) для удобной обработки данных в памяти.</w:t>
+      </w:r>
     </w:p>
     <w:p>
       <w:pPr>
@@ -8680,6 +8705,362 @@
     </w:p>
     <w:p>
       <w:pPr>
+        <w:tabs>
+          <w:tab w:val="left" w:pos="3576"/>
+        </w:tabs>
+        <w:rPr>
+          <w:b/>
+          <w:bCs/>
+          <w:iCs/>
+          <w:color w:val="181A17"/>
+        </w:rPr>
+      </w:pPr>
+      <w:r>
+        <w:rPr>
+          <w:b/>
+          <w:bCs/>
+          <w:iCs/>
+          <w:color w:val="181A17"/>
+        </w:rPr>
+        <w:t>Язык запросов 1С</w:t>
+      </w:r>
+      <w:r>
+        <w:rPr>
+          <w:b/>
+          <w:bCs/>
+          <w:iCs/>
+          <w:color w:val="181A17"/>
+        </w:rPr>
+        <w:t>:</w:t>
+      </w:r>
+    </w:p>
+    <w:p>
+      <w:pPr>
+        <w:tabs>
+          <w:tab w:val="left" w:pos="3576"/>
+        </w:tabs>
+        <w:rPr>
+          <w:iCs/>
+          <w:color w:val="181A17"/>
+        </w:rPr>
+      </w:pPr>
+      <w:r>
+        <w:rPr>
+          <w:iCs/>
+          <w:color w:val="181A17"/>
+        </w:rPr>
+        <w:t>Для получения и анализа данных из информационной базы используется язык запросов. Это декларативный язык, напоминающий SQL, но адаптированный под специфику метаданных 1С. В рамках задачи учёта выработки он необходим для:</w:t>
+      </w:r>
+    </w:p>
+    <w:p>
+      <w:pPr>
+        <w:tabs>
+          <w:tab w:val="left" w:pos="3576"/>
+        </w:tabs>
+        <w:rPr>
+          <w:iCs/>
+          <w:color w:val="181A17"/>
+        </w:rPr>
+      </w:pPr>
+      <w:r>
+        <w:rPr>
+          <w:iCs/>
+          <w:color w:val="181A17"/>
+        </w:rPr>
+        <w:lastRenderedPageBreak/>
+        <w:t xml:space="preserve">- </w:t>
+      </w:r>
+      <w:r>
+        <w:rPr>
+          <w:iCs/>
+          <w:color w:val="181A17"/>
+        </w:rPr>
+        <w:t>Выборки данных из регистров накопления и сведений.</w:t>
+      </w:r>
+    </w:p>
+    <w:p>
+      <w:pPr>
+        <w:tabs>
+          <w:tab w:val="left" w:pos="3576"/>
+        </w:tabs>
+        <w:rPr>
+          <w:iCs/>
+          <w:color w:val="181A17"/>
+        </w:rPr>
+      </w:pPr>
+      <w:r>
+        <w:rPr>
+          <w:iCs/>
+          <w:color w:val="181A17"/>
+        </w:rPr>
+        <w:t xml:space="preserve">- </w:t>
+      </w:r>
+      <w:r>
+        <w:rPr>
+          <w:iCs/>
+          <w:color w:val="181A17"/>
+        </w:rPr>
+        <w:t>Расчёта агрегированных показателей (суммы, количества, себестоимости).</w:t>
+      </w:r>
+    </w:p>
+    <w:p>
+      <w:pPr>
+        <w:tabs>
+          <w:tab w:val="left" w:pos="3576"/>
+        </w:tabs>
+        <w:rPr>
+          <w:iCs/>
+          <w:color w:val="181A17"/>
+        </w:rPr>
+      </w:pPr>
+      <w:r>
+        <w:rPr>
+          <w:iCs/>
+          <w:color w:val="181A17"/>
+        </w:rPr>
+        <w:t xml:space="preserve">- </w:t>
+      </w:r>
+      <w:r>
+        <w:rPr>
+          <w:iCs/>
+          <w:color w:val="181A17"/>
+        </w:rPr>
+        <w:t>Работы с виртуальными таблицами регистров, которые позволяют получать данные (например, остатки на конкретную дату) без написания сложных многоходовых запросов.</w:t>
+      </w:r>
+    </w:p>
+    <w:p>
+      <w:pPr>
+        <w:tabs>
+          <w:tab w:val="left" w:pos="3576"/>
+        </w:tabs>
+        <w:rPr>
+          <w:iCs/>
+          <w:color w:val="181A17"/>
+        </w:rPr>
+      </w:pPr>
+    </w:p>
+    <w:p>
+      <w:pPr>
+        <w:tabs>
+          <w:tab w:val="left" w:pos="3576"/>
+        </w:tabs>
+        <w:rPr>
+          <w:b/>
+          <w:bCs/>
+          <w:iCs/>
+          <w:color w:val="181A17"/>
+        </w:rPr>
+      </w:pPr>
+      <w:r>
+        <w:rPr>
+          <w:b/>
+          <w:bCs/>
+          <w:iCs/>
+          <w:color w:val="181A17"/>
+        </w:rPr>
+        <w:t>Язык выражений схемы компоновки данных (СКД)</w:t>
+      </w:r>
+      <w:r>
+        <w:rPr>
+          <w:b/>
+          <w:bCs/>
+          <w:iCs/>
+          <w:color w:val="181A17"/>
+        </w:rPr>
+        <w:t>:</w:t>
+      </w:r>
+    </w:p>
+    <w:p>
+      <w:pPr>
+        <w:tabs>
+          <w:tab w:val="left" w:pos="3576"/>
+        </w:tabs>
+        <w:rPr>
+          <w:iCs/>
+          <w:color w:val="181A17"/>
+        </w:rPr>
+      </w:pPr>
+      <w:r>
+        <w:rPr>
+          <w:iCs/>
+          <w:color w:val="181A17"/>
+        </w:rPr>
+        <w:t>Этот язык дополняет язык запросов на этапе построения отчётов. Если язык запросов отвечает за то, "какие данные получить из базы", то язык выражений СКД отвечает за то, "как эти данные обработать и отобразить в отчёте". На нём описываются:</w:t>
+      </w:r>
+    </w:p>
+    <w:p>
+      <w:pPr>
+        <w:tabs>
+          <w:tab w:val="left" w:pos="3576"/>
+        </w:tabs>
+        <w:rPr>
+          <w:iCs/>
+          <w:color w:val="181A17"/>
+        </w:rPr>
+      </w:pPr>
+      <w:r>
+        <w:rPr>
+          <w:iCs/>
+          <w:color w:val="181A17"/>
+        </w:rPr>
+        <w:t>Вычисляемые поля, которые не существуют в запросе, но нужны для отчёта (например, рентабельность, процент выполнения плана).</w:t>
+      </w:r>
+    </w:p>
+    <w:p>
+      <w:pPr>
+        <w:tabs>
+          <w:tab w:val="left" w:pos="3576"/>
+        </w:tabs>
+        <w:rPr>
+          <w:iCs/>
+          <w:color w:val="181A17"/>
+        </w:rPr>
+      </w:pPr>
+      <w:r>
+        <w:rPr>
+          <w:iCs/>
+          <w:color w:val="181A17"/>
+        </w:rPr>
+        <w:t>Ресурсы и показатели, по которым подводятся итоги.</w:t>
+      </w:r>
+    </w:p>
+    <w:p>
+      <w:pPr>
+        <w:tabs>
+          <w:tab w:val="left" w:pos="3576"/>
+        </w:tabs>
+        <w:rPr>
+          <w:iCs/>
+          <w:color w:val="181A17"/>
+        </w:rPr>
+      </w:pPr>
+      <w:r>
+        <w:rPr>
+          <w:iCs/>
+          <w:color w:val="181A17"/>
+        </w:rPr>
+        <w:t>Сложные пользовательские настройки, которые конечный пользователь может менять прямо в отчёте.</w:t>
+      </w:r>
+    </w:p>
+    <w:p>
+      <w:pPr>
+        <w:tabs>
+          <w:tab w:val="left" w:pos="3576"/>
+        </w:tabs>
+        <w:rPr>
+          <w:iCs/>
+          <w:color w:val="181A17"/>
+        </w:rPr>
+      </w:pPr>
+      <w:r>
+        <w:rPr>
+          <w:iCs/>
+          <w:color w:val="181A17"/>
+        </w:rPr>
+        <w:t>Благодаря сочетанию языка запросов для получения данных и языка выражений СКД для их обработки, удаётся создавать гибкие и мощные отчёты с минимальным объёмом кода.</w:t>
+      </w:r>
+    </w:p>
+    <w:p>
+      <w:pPr>
+        <w:tabs>
+          <w:tab w:val="left" w:pos="3576"/>
+        </w:tabs>
+        <w:rPr>
+          <w:iCs/>
+          <w:color w:val="181A17"/>
+        </w:rPr>
+      </w:pPr>
+    </w:p>
+    <w:p>
+      <w:pPr>
+        <w:tabs>
+          <w:tab w:val="left" w:pos="3576"/>
+        </w:tabs>
+        <w:rPr>
+          <w:iCs/>
+          <w:color w:val="181A17"/>
+        </w:rPr>
+      </w:pPr>
+    </w:p>
+    <w:p>
+      <w:pPr>
+        <w:tabs>
+          <w:tab w:val="left" w:pos="3576"/>
+        </w:tabs>
+        <w:rPr>
+          <w:iCs/>
+          <w:color w:val="181A17"/>
+        </w:rPr>
+      </w:pPr>
+    </w:p>
+    <w:p>
+      <w:pPr>
+        <w:tabs>
+          <w:tab w:val="left" w:pos="3576"/>
+        </w:tabs>
+        <w:rPr>
+          <w:iCs/>
+          <w:color w:val="181A17"/>
+        </w:rPr>
+      </w:pPr>
+    </w:p>
+    <w:p>
+      <w:pPr>
+        <w:tabs>
+          <w:tab w:val="left" w:pos="3576"/>
+        </w:tabs>
+        <w:rPr>
+          <w:iCs/>
+          <w:color w:val="181A17"/>
+        </w:rPr>
+      </w:pPr>
+    </w:p>
+    <w:p>
+      <w:pPr>
+        <w:tabs>
+          <w:tab w:val="left" w:pos="3576"/>
+        </w:tabs>
+        <w:rPr>
+          <w:iCs/>
+          <w:color w:val="181A17"/>
+        </w:rPr>
+      </w:pPr>
+    </w:p>
+    <w:p>
+      <w:pPr>
+        <w:tabs>
+          <w:tab w:val="left" w:pos="3576"/>
+        </w:tabs>
+        <w:rPr>
+          <w:iCs/>
+          <w:color w:val="181A17"/>
+        </w:rPr>
+      </w:pPr>
+    </w:p>
+    <w:p>
+      <w:pPr>
+        <w:tabs>
+          <w:tab w:val="left" w:pos="3576"/>
+        </w:tabs>
+        <w:rPr>
+          <w:iCs/>
+          <w:color w:val="181A17"/>
+        </w:rPr>
+      </w:pPr>
+    </w:p>
+    <w:p>
+      <w:pPr>
+        <w:tabs>
+          <w:tab w:val="left" w:pos="3576"/>
+        </w:tabs>
+        <w:rPr>
+          <w:iCs/>
+          <w:color w:val="181A17"/>
+        </w:rPr>
+      </w:pPr>
+    </w:p>
+    <w:p>
+      <w:pPr>
         <w:jc w:val="center"/>
         <w:rPr>
           <w:rFonts w:ascii="Times New Roman" w:hAnsi="Times New Roman"/>
@@ -8720,7 +9101,6 @@
     </w:p>
     <w:p>
       <w:pPr>
-        <w:jc w:val="center"/>
         <w:rPr>
           <w:rFonts w:ascii="Times New Roman" w:hAnsi="Times New Roman"/>
           <w:b/>
@@ -9516,90 +9896,168 @@
     </w:p>
     <w:p>
       <w:pPr>
-        <w:rPr>
-          <w:color w:val="181A17"/>
-        </w:rPr>
-      </w:pPr>
-    </w:p>
-    <w:p>
-      <w:pPr>
-        <w:rPr>
-          <w:i/>
-          <w:iCs/>
-          <w:color w:val="181A17"/>
-          <w:highlight w:val="yellow"/>
-        </w:rPr>
-      </w:pPr>
-      <w:r>
-        <w:rPr>
-          <w:i/>
-          <w:iCs/>
-          <w:color w:val="181A17"/>
-          <w:highlight w:val="yellow"/>
-        </w:rPr>
-        <w:t>(список литературы, изученной и/или использованной в процессе прохождения практики);</w:t>
-      </w:r>
-    </w:p>
-    <w:p>
-      <w:pPr>
-        <w:rPr>
-          <w:i/>
-          <w:iCs/>
-          <w:color w:val="181A17"/>
-          <w:highlight w:val="yellow"/>
-        </w:rPr>
-      </w:pPr>
-    </w:p>
-    <w:p>
-      <w:pPr>
+        <w:jc w:val="both"/>
+        <w:rPr>
+          <w:color w:val="181A17"/>
+        </w:rPr>
+      </w:pPr>
+    </w:p>
+    <w:p>
+      <w:pPr>
+        <w:pStyle w:val="af4"/>
+        <w:numPr>
+          <w:ilvl w:val="0"/>
+          <w:numId w:val="2"/>
+        </w:numPr>
         <w:tabs>
-          <w:tab w:val="center" w:pos="5103"/>
-          <w:tab w:val="left" w:pos="6975"/>
+          <w:tab w:val="left" w:pos="936"/>
         </w:tabs>
-        <w:spacing w:before="54"/>
-        <w:rPr>
-          <w:i/>
-          <w:iCs/>
-          <w:color w:val="181A17"/>
-        </w:rPr>
-      </w:pPr>
-      <w:r>
-        <w:rPr>
-          <w:i/>
-          <w:iCs/>
-          <w:color w:val="181A17"/>
-          <w:highlight w:val="yellow"/>
-        </w:rPr>
-        <w:t xml:space="preserve">Список литературы должен содержать как минимум один источник из библиотеки </w:t>
+        <w:jc w:val="both"/>
+        <w:rPr>
+          <w:rFonts w:ascii="Times New Roman Regular" w:hAnsi="Times New Roman Regular" w:cs="Times New Roman Regular"/>
+          <w:sz w:val="24"/>
+        </w:rPr>
+      </w:pPr>
+      <w:r>
+        <w:rPr>
+          <w:rFonts w:ascii="Times New Roman Regular" w:hAnsi="Times New Roman Regular" w:cs="Times New Roman Regular"/>
+          <w:b/>
+          <w:bCs/>
+          <w:sz w:val="24"/>
+        </w:rPr>
+        <w:t xml:space="preserve">Кашаев С. М. </w:t>
+      </w:r>
+      <w:r>
+        <w:rPr>
+          <w:rFonts w:ascii="Times New Roman Regular" w:hAnsi="Times New Roman Regular" w:cs="Times New Roman Regular"/>
+          <w:sz w:val="24"/>
+        </w:rPr>
+        <w:t>Программирование в 1</w:t>
+      </w:r>
+      <w:proofErr w:type="gramStart"/>
+      <w:r>
+        <w:rPr>
+          <w:rFonts w:ascii="Times New Roman Regular" w:hAnsi="Times New Roman Regular" w:cs="Times New Roman Regular"/>
+          <w:sz w:val="24"/>
+        </w:rPr>
+        <w:t>С:Предприятие</w:t>
+      </w:r>
+      <w:proofErr w:type="gramEnd"/>
+      <w:r>
+        <w:rPr>
+          <w:rFonts w:ascii="Times New Roman Regular" w:hAnsi="Times New Roman Regular" w:cs="Times New Roman Regular"/>
+          <w:sz w:val="24"/>
+        </w:rPr>
+        <w:t xml:space="preserve"> 8.3. – СПб</w:t>
+      </w:r>
+      <w:proofErr w:type="gramStart"/>
+      <w:r>
+        <w:rPr>
+          <w:rFonts w:ascii="Times New Roman Regular" w:hAnsi="Times New Roman Regular" w:cs="Times New Roman Regular"/>
+          <w:sz w:val="24"/>
+        </w:rPr>
+        <w:t>. :</w:t>
+      </w:r>
+      <w:proofErr w:type="gramEnd"/>
+      <w:r>
+        <w:rPr>
+          <w:rFonts w:ascii="Times New Roman Regular" w:hAnsi="Times New Roman Regular" w:cs="Times New Roman Regular"/>
+          <w:sz w:val="24"/>
+        </w:rPr>
+        <w:t xml:space="preserve"> Питер, 2014. – 304 с. – (Серия «1Специалист»).</w:t>
+      </w:r>
+    </w:p>
+    <w:p>
+      <w:pPr>
+        <w:pStyle w:val="af4"/>
+        <w:numPr>
+          <w:ilvl w:val="0"/>
+          <w:numId w:val="2"/>
+        </w:numPr>
+        <w:tabs>
+          <w:tab w:val="left" w:pos="936"/>
+        </w:tabs>
+        <w:jc w:val="both"/>
+        <w:rPr>
+          <w:rFonts w:ascii="Times New Roman Regular" w:hAnsi="Times New Roman Regular" w:cs="Times New Roman Regular"/>
+          <w:sz w:val="24"/>
+        </w:rPr>
+      </w:pPr>
+      <w:r>
+        <w:rPr>
+          <w:rFonts w:ascii="Times New Roman Regular" w:hAnsi="Times New Roman Regular" w:cs="Times New Roman Regular"/>
+          <w:b/>
+          <w:bCs/>
+          <w:sz w:val="24"/>
+        </w:rPr>
+        <w:t xml:space="preserve">Шувалова В. И., </w:t>
       </w:r>
       <w:proofErr w:type="spellStart"/>
       <w:r>
         <w:rPr>
-          <w:i/>
-          <w:iCs/>
-          <w:color w:val="181A17"/>
-          <w:highlight w:val="yellow"/>
-        </w:rPr>
-        <w:t>СибГУТИ</w:t>
+          <w:rFonts w:ascii="Times New Roman Regular" w:hAnsi="Times New Roman Regular" w:cs="Times New Roman Regular"/>
+          <w:b/>
+          <w:bCs/>
+          <w:sz w:val="24"/>
+        </w:rPr>
+        <w:t>Полетайкин</w:t>
       </w:r>
       <w:proofErr w:type="spellEnd"/>
       <w:r>
         <w:rPr>
-          <w:i/>
-          <w:iCs/>
-          <w:color w:val="181A17"/>
-          <w:highlight w:val="yellow"/>
-        </w:rPr>
-        <w:t xml:space="preserve"> (печатный или электронный). Правила оформления списка литературы см. в ЭИОС https://eios.sibsutis.ru/course/view.php?id=1251</w:t>
-      </w:r>
-    </w:p>
-    <w:p>
-      <w:pPr>
-        <w:rPr>
-          <w:rFonts w:ascii="Times New Roman Regular" w:hAnsi="Times New Roman Regular" w:cs="Times New Roman Regular"/>
-          <w:sz w:val="24"/>
-        </w:rPr>
-      </w:pPr>
+          <w:rFonts w:ascii="Times New Roman Regular" w:hAnsi="Times New Roman Regular" w:cs="Times New Roman Regular"/>
+          <w:b/>
+          <w:bCs/>
+          <w:sz w:val="24"/>
+        </w:rPr>
+        <w:t xml:space="preserve"> А. Н.</w:t>
+      </w:r>
+      <w:r>
+        <w:rPr>
+          <w:rFonts w:ascii="Times New Roman Regular" w:hAnsi="Times New Roman Regular" w:cs="Times New Roman Regular"/>
+          <w:sz w:val="24"/>
+        </w:rPr>
+        <w:t xml:space="preserve"> Создание компьютеризированной подсистемы фиксации и мониторинга трудовой деятельности сотрудников завода на основе решения "1</w:t>
+      </w:r>
+      <w:proofErr w:type="gramStart"/>
+      <w:r>
+        <w:rPr>
+          <w:rFonts w:ascii="Times New Roman Regular" w:hAnsi="Times New Roman Regular" w:cs="Times New Roman Regular"/>
+          <w:sz w:val="24"/>
+        </w:rPr>
+        <w:t>С:ERP</w:t>
+      </w:r>
+      <w:proofErr w:type="gramEnd"/>
+      <w:r>
+        <w:rPr>
+          <w:rFonts w:ascii="Times New Roman Regular" w:hAnsi="Times New Roman Regular" w:cs="Times New Roman Regular"/>
+          <w:sz w:val="24"/>
+        </w:rPr>
+        <w:t xml:space="preserve"> Управление предприятием" // Новые информационные технологии в </w:t>
+      </w:r>
+      <w:proofErr w:type="gramStart"/>
+      <w:r>
+        <w:rPr>
+          <w:rFonts w:ascii="Times New Roman Regular" w:hAnsi="Times New Roman Regular" w:cs="Times New Roman Regular"/>
+          <w:sz w:val="24"/>
+        </w:rPr>
+        <w:t>образовании :</w:t>
+      </w:r>
+      <w:proofErr w:type="gramEnd"/>
+      <w:r>
+        <w:rPr>
+          <w:rFonts w:ascii="Times New Roman Regular" w:hAnsi="Times New Roman Regular" w:cs="Times New Roman Regular"/>
+          <w:sz w:val="24"/>
+        </w:rPr>
+        <w:t xml:space="preserve"> Сборник научных трудов XXI Международной научно-практической конференции. – Москва, 2021. – С. 74–76.</w:t>
+      </w:r>
+      <w:r>
+        <w:rPr>
+          <w:rFonts w:ascii="Times New Roman Regular" w:hAnsi="Times New Roman Regular" w:cs="Times New Roman Regular"/>
+          <w:sz w:val="24"/>
+        </w:rPr>
+        <w:tab/>
+      </w:r>
     </w:p>
     <w:p>
       <w:pPr>
@@ -10002,6 +10460,95 @@
 <file path=word/numbering.xml><?xml version="1.0" encoding="utf-8"?>
 <w:numbering xmlns:wpc="http://schemas.microsoft.com/office/word/2010/wordprocessingCanvas" xmlns:cx="http://schemas.microsoft.com/office/drawing/2014/chartex" xmlns:cx1="http://schemas.microsoft.com/office/drawing/2015/9/8/chartex" xmlns:cx2="http://schemas.microsoft.com/office/drawing/2015/10/21/chartex" xmlns:cx3="http://schemas.microsoft.com/office/drawing/2016/5/9/chartex" xmlns:cx4="http://schemas.microsoft.com/office/drawing/2016/5/10/chartex" xmlns:cx5="http://schemas.microsoft.com/office/drawing/2016/5/11/chartex" xmlns:cx6="http://schemas.microsoft.com/office/drawing/2016/5/12/chartex" xmlns:cx7="http://schemas.microsoft.com/office/drawing/2016/5/13/chartex" xmlns:cx8="http://schemas.microsoft.com/office/drawing/2016/5/14/chartex" xmlns:mc="http://schemas.openxmlformats.org/markup-compatibility/2006" xmlns:aink="http://schemas.microsoft.com/office/drawing/2016/ink" xmlns:am3d="http://schemas.microsoft.com/office/drawing/2017/model3d" xmlns:o="urn:schemas-microsoft-com:office:office" xmlns:oel="http://schemas.microsoft.com/office/2019/extlst" xmlns:r="http://schemas.openxmlformats.org/officeDocument/2006/relationships" xmlns:m="http://schemas.openxmlformats.org/officeDocument/2006/math" xmlns:v="urn:schemas-microsoft-com:vml" xmlns:wp14="http://schemas.microsoft.com/office/word/2010/wordprocessingDrawing" xmlns:wp="http://schemas.openxmlformats.org/drawingml/2006/wordprocessingDrawing" xmlns:w10="urn:schemas-microsoft-com:office:word" xmlns:w="http://schemas.openxmlformats.org/wordprocessingml/2006/main" xmlns:w14="http://schemas.microsoft.com/office/word/2010/wordml" xmlns:w15="http://schemas.microsoft.com/office/word/2012/wordml" xmlns:w16cex="http://schemas.microsoft.com/office/word/2018/wordml/cex" xmlns:w16cid="http://schemas.microsoft.com/office/word/2016/wordml/cid" xmlns:w16="http://schemas.microsoft.com/office/word/2018/wordml" xmlns:w16du="http://schemas.microsoft.com/office/word/2023/wordml/word16du" xmlns:w16sdtdh="http://schemas.microsoft.com/office/word/2020/wordml/sdtdatahash" xmlns:w16sdtfl="http://schemas.microsoft.com/office/word/2024/wordml/sdtformatlock" xmlns:w16se="http://schemas.microsoft.com/office/word/2015/wordml/symex" xmlns:wpg="http://schemas.microsoft.com/office/word/2010/wordprocessingGroup" xmlns:wpi="http://schemas.microsoft.com/office/word/2010/wordprocessingInk" xmlns:wne="http://schemas.microsoft.com/office/word/2006/wordml" xmlns:wps="http://schemas.microsoft.com/office/word/2010/wordprocessingShape" mc:Ignorable="w14 w15 w16se w16cid w16 w16cex w16sdtdh w16sdtfl w16du wp14">
   <w:abstractNum w:abstractNumId="0" w15:restartNumberingAfterBreak="0">
+    <w:nsid w:val="087F3106"/>
+    <w:multiLevelType w:val="hybridMultilevel"/>
+    <w:tmpl w:val="0DA264E6"/>
+    <w:lvl w:ilvl="0" w:tplc="0419000F">
+      <w:start w:val="1"/>
+      <w:numFmt w:val="decimal"/>
+      <w:lvlText w:val="%1."/>
+      <w:lvlJc w:val="left"/>
+      <w:pPr>
+        <w:ind w:left="720" w:hanging="360"/>
+      </w:pPr>
+      <w:rPr>
+        <w:rFonts w:hint="default"/>
+      </w:rPr>
+    </w:lvl>
+    <w:lvl w:ilvl="1" w:tplc="04190019" w:tentative="1">
+      <w:start w:val="1"/>
+      <w:numFmt w:val="lowerLetter"/>
+      <w:lvlText w:val="%2."/>
+      <w:lvlJc w:val="left"/>
+      <w:pPr>
+        <w:ind w:left="1440" w:hanging="360"/>
+      </w:pPr>
+    </w:lvl>
+    <w:lvl w:ilvl="2" w:tplc="0419001B" w:tentative="1">
+      <w:start w:val="1"/>
+      <w:numFmt w:val="lowerRoman"/>
+      <w:lvlText w:val="%3."/>
+      <w:lvlJc w:val="right"/>
+      <w:pPr>
+        <w:ind w:left="2160" w:hanging="180"/>
+      </w:pPr>
+    </w:lvl>
+    <w:lvl w:ilvl="3" w:tplc="0419000F" w:tentative="1">
+      <w:start w:val="1"/>
+      <w:numFmt w:val="decimal"/>
+      <w:lvlText w:val="%4."/>
+      <w:lvlJc w:val="left"/>
+      <w:pPr>
+        <w:ind w:left="2880" w:hanging="360"/>
+      </w:pPr>
+    </w:lvl>
+    <w:lvl w:ilvl="4" w:tplc="04190019" w:tentative="1">
+      <w:start w:val="1"/>
+      <w:numFmt w:val="lowerLetter"/>
+      <w:lvlText w:val="%5."/>
+      <w:lvlJc w:val="left"/>
+      <w:pPr>
+        <w:ind w:left="3600" w:hanging="360"/>
+      </w:pPr>
+    </w:lvl>
+    <w:lvl w:ilvl="5" w:tplc="0419001B" w:tentative="1">
+      <w:start w:val="1"/>
+      <w:numFmt w:val="lowerRoman"/>
+      <w:lvlText w:val="%6."/>
+      <w:lvlJc w:val="right"/>
+      <w:pPr>
+        <w:ind w:left="4320" w:hanging="180"/>
+      </w:pPr>
+    </w:lvl>
+    <w:lvl w:ilvl="6" w:tplc="0419000F" w:tentative="1">
+      <w:start w:val="1"/>
+      <w:numFmt w:val="decimal"/>
+      <w:lvlText w:val="%7."/>
+      <w:lvlJc w:val="left"/>
+      <w:pPr>
+        <w:ind w:left="5040" w:hanging="360"/>
+      </w:pPr>
+    </w:lvl>
+    <w:lvl w:ilvl="7" w:tplc="04190019" w:tentative="1">
+      <w:start w:val="1"/>
+      <w:numFmt w:val="lowerLetter"/>
+      <w:lvlText w:val="%8."/>
+      <w:lvlJc w:val="left"/>
+      <w:pPr>
+        <w:ind w:left="5760" w:hanging="360"/>
+      </w:pPr>
+    </w:lvl>
+    <w:lvl w:ilvl="8" w:tplc="0419001B" w:tentative="1">
+      <w:start w:val="1"/>
+      <w:numFmt w:val="lowerRoman"/>
+      <w:lvlText w:val="%9."/>
+      <w:lvlJc w:val="right"/>
+      <w:pPr>
+        <w:ind w:left="6480" w:hanging="180"/>
+      </w:pPr>
+    </w:lvl>
+  </w:abstractNum>
+  <w:abstractNum w:abstractNumId="1" w15:restartNumberingAfterBreak="0">
     <w:nsid w:val="3B7B30A3"/>
     <w:multiLevelType w:val="hybridMultilevel"/>
     <w:tmpl w:val="3DB80EA8"/>
@@ -10114,6 +10661,9 @@
     </w:lvl>
   </w:abstractNum>
   <w:num w:numId="1" w16cid:durableId="1209880148">
+    <w:abstractNumId w:val="1"/>
+  </w:num>
+  <w:num w:numId="2" w16cid:durableId="1856337000">
     <w:abstractNumId w:val="0"/>
   </w:num>
 </w:numbering>

--- a/Отчет/Производственная практика. Отчёт. Дорогин Никита ИП-312.docx
+++ b/Отчет/Производственная практика. Отчёт. Дорогин Никита ИП-312.docx
@@ -7845,7 +7845,19 @@
         <w:rPr>
           <w:color w:val="181A17"/>
         </w:rPr>
-        <w:t>Формирование плана по количеству выпуска определённого вида деталей по участкам, бригадам, цехам</w:t>
+        <w:t xml:space="preserve">Формирование плана по количеству выпуска определённого вида </w:t>
+      </w:r>
+      <w:r>
+        <w:rPr>
+          <w:color w:val="181A17"/>
+        </w:rPr>
+        <w:t>товаров</w:t>
+      </w:r>
+      <w:r>
+        <w:rPr>
+          <w:color w:val="181A17"/>
+        </w:rPr>
+        <w:t xml:space="preserve"> по участкам, бригадам, цехам</w:t>
       </w:r>
     </w:p>
     <w:p>
@@ -7863,7 +7875,31 @@
         <w:rPr>
           <w:color w:val="181A17"/>
         </w:rPr>
-        <w:t>Фиксация информации о количестве деталей (произведенных, оплаченных, забракованных)</w:t>
+        <w:t xml:space="preserve">Фиксация информации о количестве </w:t>
+      </w:r>
+      <w:r>
+        <w:rPr>
+          <w:color w:val="181A17"/>
+        </w:rPr>
+        <w:t>товаров</w:t>
+      </w:r>
+      <w:r>
+        <w:rPr>
+          <w:color w:val="181A17"/>
+        </w:rPr>
+        <w:t xml:space="preserve"> (произведенных, </w:t>
+      </w:r>
+      <w:r>
+        <w:rPr>
+          <w:color w:val="181A17"/>
+        </w:rPr>
+        <w:t>выданных, принятых</w:t>
+      </w:r>
+      <w:r>
+        <w:rPr>
+          <w:color w:val="181A17"/>
+        </w:rPr>
+        <w:t>, забракованных)</w:t>
       </w:r>
     </w:p>
     <w:p>
@@ -7881,7 +7917,19 @@
         <w:rPr>
           <w:color w:val="181A17"/>
         </w:rPr>
-        <w:t>Получение информации по количеству деталей в разрезе бригад, цехов, участков</w:t>
+        <w:t xml:space="preserve">Получение информации по количеству </w:t>
+      </w:r>
+      <w:r>
+        <w:rPr>
+          <w:color w:val="181A17"/>
+        </w:rPr>
+        <w:t>товаров</w:t>
+      </w:r>
+      <w:r>
+        <w:rPr>
+          <w:color w:val="181A17"/>
+        </w:rPr>
+        <w:t xml:space="preserve"> в разрезе бригад, цехов, участков</w:t>
       </w:r>
     </w:p>
     <w:p>
@@ -7988,8 +8036,15 @@
         <w:rPr>
           <w:color w:val="181A17"/>
         </w:rPr>
-        <w:t>Отчет по себестоимости</w:t>
-      </w:r>
+        <w:t>Отчет по план-факту производства</w:t>
+      </w:r>
+    </w:p>
+    <w:p>
+      <w:pPr>
+        <w:rPr>
+          <w:color w:val="181A17"/>
+        </w:rPr>
+      </w:pPr>
     </w:p>
     <w:p>
       <w:pPr>
@@ -8006,15 +8061,8 @@
         <w:rPr>
           <w:color w:val="181A17"/>
         </w:rPr>
-        <w:t>Отчет по план-факту производства</w:t>
-      </w:r>
-    </w:p>
-    <w:p>
-      <w:pPr>
-        <w:rPr>
-          <w:color w:val="181A17"/>
-        </w:rPr>
-      </w:pPr>
+        <w:t>Номер рапорта</w:t>
+      </w:r>
     </w:p>
     <w:p>
       <w:pPr>
@@ -8031,7 +8079,7 @@
         <w:rPr>
           <w:color w:val="181A17"/>
         </w:rPr>
-        <w:t>Номер рапорта</w:t>
+        <w:t>Месяц</w:t>
       </w:r>
     </w:p>
     <w:p>
@@ -8049,7 +8097,7 @@
         <w:rPr>
           <w:color w:val="181A17"/>
         </w:rPr>
-        <w:t>Месяц</w:t>
+        <w:t>Год</w:t>
       </w:r>
     </w:p>
     <w:p>
@@ -8067,7 +8115,7 @@
         <w:rPr>
           <w:color w:val="181A17"/>
         </w:rPr>
-        <w:t>Год</w:t>
+        <w:t>Код цеха</w:t>
       </w:r>
     </w:p>
     <w:p>
@@ -8085,7 +8133,7 @@
         <w:rPr>
           <w:color w:val="181A17"/>
         </w:rPr>
-        <w:t>Код цеха</w:t>
+        <w:t>Название цеха</w:t>
       </w:r>
     </w:p>
     <w:p>
@@ -8103,7 +8151,7 @@
         <w:rPr>
           <w:color w:val="181A17"/>
         </w:rPr>
-        <w:t>Название цеха</w:t>
+        <w:t>Код участка</w:t>
       </w:r>
     </w:p>
     <w:p>
@@ -8121,7 +8169,7 @@
         <w:rPr>
           <w:color w:val="181A17"/>
         </w:rPr>
-        <w:t>Код участка</w:t>
+        <w:t>Название участка</w:t>
       </w:r>
     </w:p>
     <w:p>
@@ -8139,7 +8187,7 @@
         <w:rPr>
           <w:color w:val="181A17"/>
         </w:rPr>
-        <w:t>Название участка</w:t>
+        <w:t>Код бригады</w:t>
       </w:r>
     </w:p>
     <w:p>
@@ -8157,7 +8205,7 @@
         <w:rPr>
           <w:color w:val="181A17"/>
         </w:rPr>
-        <w:t>Код бригады</w:t>
+        <w:t>ФИО бригадира</w:t>
       </w:r>
     </w:p>
     <w:p>
@@ -8175,7 +8223,7 @@
         <w:rPr>
           <w:color w:val="181A17"/>
         </w:rPr>
-        <w:t>ФИО бригадира</w:t>
+        <w:t>Номер детали</w:t>
       </w:r>
     </w:p>
     <w:p>
@@ -8193,7 +8241,7 @@
         <w:rPr>
           <w:color w:val="181A17"/>
         </w:rPr>
-        <w:t>Вид оплаты</w:t>
+        <w:t>Дата</w:t>
       </w:r>
     </w:p>
     <w:p>
@@ -8211,7 +8259,7 @@
         <w:rPr>
           <w:color w:val="181A17"/>
         </w:rPr>
-        <w:t>Код производственных затрат</w:t>
+        <w:t>Количество деталей, выданных в работу</w:t>
       </w:r>
     </w:p>
     <w:p>
@@ -8229,7 +8277,7 @@
         <w:rPr>
           <w:color w:val="181A17"/>
         </w:rPr>
-        <w:t>Номер детали</w:t>
+        <w:t>Количество деталей, принятых, годных</w:t>
       </w:r>
     </w:p>
     <w:p>
@@ -8247,76 +8295,38 @@
         <w:rPr>
           <w:color w:val="181A17"/>
         </w:rPr>
-        <w:t>Дата</w:t>
-      </w:r>
-    </w:p>
-    <w:p>
-      <w:pPr>
-        <w:pStyle w:val="af4"/>
-        <w:numPr>
-          <w:ilvl w:val="0"/>
-          <w:numId w:val="1"/>
-        </w:numPr>
-        <w:rPr>
-          <w:color w:val="181A17"/>
-        </w:rPr>
-      </w:pPr>
-      <w:r>
-        <w:rPr>
-          <w:color w:val="181A17"/>
-        </w:rPr>
-        <w:t>Количество деталей, выданных в работу</w:t>
-      </w:r>
-    </w:p>
-    <w:p>
-      <w:pPr>
-        <w:pStyle w:val="af4"/>
-        <w:numPr>
-          <w:ilvl w:val="0"/>
-          <w:numId w:val="1"/>
-        </w:numPr>
-        <w:rPr>
-          <w:color w:val="181A17"/>
-        </w:rPr>
-      </w:pPr>
-      <w:r>
-        <w:rPr>
-          <w:color w:val="181A17"/>
-        </w:rPr>
-        <w:t>Количество деталей, принятых, годных</w:t>
-      </w:r>
-    </w:p>
-    <w:p>
-      <w:pPr>
-        <w:pStyle w:val="af4"/>
-        <w:numPr>
-          <w:ilvl w:val="0"/>
-          <w:numId w:val="1"/>
-        </w:numPr>
-        <w:rPr>
-          <w:color w:val="181A17"/>
-        </w:rPr>
-      </w:pPr>
-      <w:r>
-        <w:rPr>
-          <w:color w:val="181A17"/>
-        </w:rPr>
         <w:t>Количество деталей, бракованных</w:t>
       </w:r>
     </w:p>
     <w:p>
       <w:pPr>
-        <w:rPr>
-          <w:iCs/>
-          <w:color w:val="181A17"/>
-        </w:rPr>
-      </w:pPr>
-      <w:r>
-        <w:rPr>
-          <w:color w:val="181A17"/>
-        </w:rPr>
-        <w:t>Количество деталей, оплаченных</w:t>
-      </w:r>
+        <w:jc w:val="center"/>
+        <w:rPr>
+          <w:rFonts w:ascii="Times New Roman" w:hAnsi="Times New Roman"/>
+          <w:b/>
+          <w:color w:val="181A17"/>
+        </w:rPr>
+      </w:pPr>
+    </w:p>
+    <w:p>
+      <w:pPr>
+        <w:jc w:val="center"/>
+        <w:rPr>
+          <w:rFonts w:ascii="Times New Roman" w:hAnsi="Times New Roman"/>
+          <w:b/>
+          <w:color w:val="181A17"/>
+        </w:rPr>
+      </w:pPr>
+    </w:p>
+    <w:p>
+      <w:pPr>
+        <w:jc w:val="center"/>
+        <w:rPr>
+          <w:rFonts w:ascii="Times New Roman" w:hAnsi="Times New Roman"/>
+          <w:b/>
+          <w:color w:val="181A17"/>
+        </w:rPr>
+      </w:pPr>
     </w:p>
     <w:p>
       <w:pPr>
@@ -8398,6 +8408,7 @@
         </w:rPr>
         <w:t>Платформа «1</w:t>
       </w:r>
+      <w:proofErr w:type="gramStart"/>
       <w:r>
         <w:rPr>
           <w:b/>
@@ -8407,6 +8418,7 @@
         </w:rPr>
         <w:t>С:Предприятие</w:t>
       </w:r>
+      <w:proofErr w:type="gramEnd"/>
       <w:r>
         <w:rPr>
           <w:b/>
@@ -8441,7 +8453,23 @@
           <w:iCs/>
           <w:color w:val="181A17"/>
         </w:rPr>
-        <w:t>Технологическая платформа «1С:Предприятие 8» является основой для создания всех прикладных решений. Её ключевая особенность — метаданные: разработчик не пишет код с нуля, а визуально конструирует структуру будущего приложения, описывая справочники, документы, регистры и другие объекты. Платформа берёт на себя хранение данных, управление правами доступа, базовую бизнес-логику и построение интерфейсов. Это позволяет сосредоточиться на предметной задаче (учёте выработки), а не на низкоуровневой реализации. Система успешно применяется для автоматизации более чем 1 500 000 организаций, что подтверждает её надёжность и востребованность.</w:t>
+        <w:t>Технологическая платформа «1</w:t>
+      </w:r>
+      <w:proofErr w:type="gramStart"/>
+      <w:r>
+        <w:rPr>
+          <w:iCs/>
+          <w:color w:val="181A17"/>
+        </w:rPr>
+        <w:t>С:Предприятие</w:t>
+      </w:r>
+      <w:proofErr w:type="gramEnd"/>
+      <w:r>
+        <w:rPr>
+          <w:iCs/>
+          <w:color w:val="181A17"/>
+        </w:rPr>
+        <w:t xml:space="preserve"> 8» является основой для создания всех прикладных решений. Её ключевая особенность — метаданные: разработчик не пишет код с нуля, а визуально конструирует структуру будущего приложения, описывая справочники, документы, регистры и другие объекты. Платформа берёт на себя хранение данных, управление правами доступа, базовую бизнес-логику и построение интерфейсов. Это позволяет сосредоточиться на предметной задаче (учёте выработки), а не на низкоуровневой реализации. Система успешно применяется для автоматизации более чем 1 500 000 организаций, что подтверждает её надёжность и востребованность.</w:t>
       </w:r>
     </w:p>
     <w:p>
@@ -8689,7 +8717,39 @@
           <w:iCs/>
           <w:color w:val="181A17"/>
         </w:rPr>
-        <w:t>Наличие универсальных коллекций (Массив, Структура, ТаблицаЗначений, ДеревоЗначений) для удобной обработки данных в памяти.</w:t>
+        <w:t xml:space="preserve">Наличие универсальных коллекций (Массив, Структура, </w:t>
+      </w:r>
+      <w:proofErr w:type="spellStart"/>
+      <w:r>
+        <w:rPr>
+          <w:iCs/>
+          <w:color w:val="181A17"/>
+        </w:rPr>
+        <w:t>ТаблицаЗначений</w:t>
+      </w:r>
+      <w:proofErr w:type="spellEnd"/>
+      <w:r>
+        <w:rPr>
+          <w:iCs/>
+          <w:color w:val="181A17"/>
+        </w:rPr>
+        <w:t xml:space="preserve">, </w:t>
+      </w:r>
+      <w:proofErr w:type="spellStart"/>
+      <w:r>
+        <w:rPr>
+          <w:iCs/>
+          <w:color w:val="181A17"/>
+        </w:rPr>
+        <w:t>ДеревоЗначений</w:t>
+      </w:r>
+      <w:proofErr w:type="spellEnd"/>
+      <w:r>
+        <w:rPr>
+          <w:iCs/>
+          <w:color w:val="181A17"/>
+        </w:rPr>
+        <w:t>) для удобной обработки данных в памяти.</w:t>
       </w:r>
     </w:p>
     <w:p>
@@ -10084,12 +10144,12 @@
       </w:pPr>
     </w:p>
     <w:sectPr>
-      <w:headerReference w:type="even" r:id="rId8"/>
-      <w:headerReference w:type="default" r:id="rId9"/>
-      <w:footerReference w:type="even" r:id="rId10"/>
-      <w:footerReference w:type="default" r:id="rId11"/>
-      <w:headerReference w:type="first" r:id="rId12"/>
-      <w:footerReference w:type="first" r:id="rId13"/>
+      <w:headerReference w:type="even" r:id="rId9"/>
+      <w:headerReference w:type="default" r:id="rId10"/>
+      <w:footerReference w:type="even" r:id="rId11"/>
+      <w:footerReference w:type="default" r:id="rId12"/>
+      <w:headerReference w:type="first" r:id="rId13"/>
+      <w:footerReference w:type="first" r:id="rId14"/>
       <w:pgSz w:w="11906" w:h="16838"/>
       <w:pgMar w:top="1134" w:right="567" w:bottom="1134" w:left="1134" w:header="708" w:footer="708" w:gutter="0"/>
       <w:pgNumType w:start="1"/>
@@ -12180,10 +12240,22 @@
 </s:customData>
 </file>
 
+<file path=customXml/item2.xml><?xml version="1.0" encoding="utf-8"?>
+<b:Sources xmlns:b="http://schemas.openxmlformats.org/officeDocument/2006/bibliography" xmlns="http://schemas.openxmlformats.org/officeDocument/2006/bibliography" SelectedStyle="\APASixthEditionOfficeOnline.xsl" StyleName="APA" Version="6"/>
+</file>
+
 <file path=customXml/itemProps1.xml><?xml version="1.0" encoding="utf-8"?>
 <ds:datastoreItem xmlns:ds="http://schemas.openxmlformats.org/officeDocument/2006/customXml" ds:itemID="{B1977F7D-205B-4081-913C-38D41E755F92}">
   <ds:schemaRefs>
     <ds:schemaRef ds:uri="http://www.wps.cn/officeDocument/2013/wpsCustomData"/>
   </ds:schemaRefs>
 </ds:datastoreItem>
+</file>
+
+<file path=customXml/itemProps2.xml><?xml version="1.0" encoding="utf-8"?>
+<ds:datastoreItem xmlns:ds="http://schemas.openxmlformats.org/officeDocument/2006/customXml" ds:itemID="{40AEA6B4-6CDF-4844-95E5-05CE67DD5454}">
+  <ds:schemaRefs>
+    <ds:schemaRef ds:uri="http://schemas.openxmlformats.org/officeDocument/2006/bibliography"/>
+  </ds:schemaRefs>
+</ds:datastoreItem>
 </file>